--- a/Sem3/seminar/federated_learning/UNIVERSITY OF CALCUTTA.docx
+++ b/Sem3/seminar/federated_learning/UNIVERSITY OF CALCUTTA.docx
@@ -739,23 +739,21 @@
           <w:sz w:val="28"/>
           <w:szCs w:val="28"/>
         </w:rPr>
-        <w:t xml:space="preserve">Healthcare has evolved significantly with the integration of technology, enabling processes like patient registration, remote monitoring, and self-care applications. The rise of the Internet of Medical Things (IoMT) has dramatically increased the volume of digital health data, and Artificial Intelligence (AI) is now used to </w:t>
-      </w:r>
-      <w:proofErr w:type="spellStart"/>
-      <w:r>
-        <w:rPr>
-          <w:sz w:val="28"/>
-          <w:szCs w:val="28"/>
-        </w:rPr>
-        <w:t>analyze</w:t>
-      </w:r>
-      <w:proofErr w:type="spellEnd"/>
-      <w:r>
-        <w:rPr>
-          <w:sz w:val="28"/>
-          <w:szCs w:val="28"/>
-        </w:rPr>
-        <w:t xml:space="preserve"> this data for applications like disease prognosis and personalized care.</w:t>
+        <w:t>Healthcare has evolved significantly with the integration of technology, enabling processes like patient registration, remote monitoring, and self-care applications. The rise of the Internet of Medical Things (IoMT) has dramatically increased the volume of digital health data, and Artificial Intelligence (AI) is now used to analy</w:t>
+      </w:r>
+      <w:r>
+        <w:rPr>
+          <w:sz w:val="28"/>
+          <w:szCs w:val="28"/>
+        </w:rPr>
+        <w:t>s</w:t>
+      </w:r>
+      <w:r>
+        <w:rPr>
+          <w:sz w:val="28"/>
+          <w:szCs w:val="28"/>
+        </w:rPr>
+        <w:t>e this data for applications like disease prognosis and personalized care.</w:t>
       </w:r>
     </w:p>
     <w:p>
@@ -787,31 +785,41 @@
         </w:rPr>
         <w:t xml:space="preserve">Deep learning (DL), a powerful branch of AI, plays a dual role in this landscape: it helps </w:t>
       </w:r>
-      <w:proofErr w:type="spellStart"/>
-      <w:r>
-        <w:rPr>
-          <w:sz w:val="28"/>
-          <w:szCs w:val="28"/>
-        </w:rPr>
-        <w:t>analyze</w:t>
-      </w:r>
-      <w:proofErr w:type="spellEnd"/>
-      <w:r>
-        <w:rPr>
-          <w:sz w:val="28"/>
-          <w:szCs w:val="28"/>
-        </w:rPr>
-        <w:t xml:space="preserve"> patient data for disease diagnosis and treatment planning, while also strengthening cybersecurity </w:t>
-      </w:r>
-      <w:proofErr w:type="spellStart"/>
-      <w:r>
-        <w:rPr>
-          <w:sz w:val="28"/>
-          <w:szCs w:val="28"/>
-        </w:rPr>
-        <w:t>defenses</w:t>
-      </w:r>
-      <w:proofErr w:type="spellEnd"/>
+      <w:r>
+        <w:rPr>
+          <w:sz w:val="28"/>
+          <w:szCs w:val="28"/>
+        </w:rPr>
+        <w:t xml:space="preserve">to </w:t>
+      </w:r>
+      <w:r>
+        <w:rPr>
+          <w:sz w:val="28"/>
+          <w:szCs w:val="28"/>
+        </w:rPr>
+        <w:t>analy</w:t>
+      </w:r>
+      <w:r>
+        <w:rPr>
+          <w:sz w:val="28"/>
+          <w:szCs w:val="28"/>
+        </w:rPr>
+        <w:t>se</w:t>
+      </w:r>
+      <w:r>
+        <w:rPr>
+          <w:sz w:val="28"/>
+          <w:szCs w:val="28"/>
+        </w:rPr>
+        <w:t xml:space="preserve"> patient data for disease diagnosis and treatment planning, while also strengthening cybersecurity defen</w:t>
+      </w:r>
+      <w:r>
+        <w:rPr>
+          <w:sz w:val="28"/>
+          <w:szCs w:val="28"/>
+        </w:rPr>
+        <w:t>ce</w:t>
+      </w:r>
       <w:r>
         <w:rPr>
           <w:sz w:val="28"/>
@@ -1900,16 +1908,6 @@
       <w:pPr>
         <w:spacing w:after="0"/>
         <w:rPr>
-          <w:color w:val="000000" w:themeColor="text1"/>
-          <w:sz w:val="28"/>
-          <w:szCs w:val="28"/>
-        </w:rPr>
-      </w:pPr>
-    </w:p>
-    <w:p>
-      <w:pPr>
-        <w:spacing w:after="0"/>
-        <w:rPr>
           <w:b/>
           <w:bCs/>
           <w:color w:val="000000" w:themeColor="text1"/>
@@ -2060,14 +2058,6 @@
       </w:pPr>
       <w:r>
         <w:rPr>
-          <w:color w:val="0070C0"/>
-          <w:sz w:val="36"/>
-          <w:szCs w:val="36"/>
-        </w:rPr>
-        <w:t xml:space="preserve"> </w:t>
-      </w:r>
-      <w:r>
-        <w:rPr>
           <w:b/>
           <w:bCs/>
           <w:color w:val="0070C0"/>
@@ -2224,29 +2214,140 @@
     </w:p>
     <w:p>
       <w:pPr>
-        <w:rPr>
-          <w:b/>
-          <w:bCs/>
-          <w:color w:val="000000" w:themeColor="text1"/>
-          <w:sz w:val="28"/>
-          <w:szCs w:val="28"/>
-        </w:rPr>
-      </w:pPr>
-      <w:r>
-        <w:rPr>
-          <w:color w:val="000000" w:themeColor="text1"/>
-          <w:sz w:val="28"/>
-          <w:szCs w:val="28"/>
-        </w:rPr>
+        <w:ind w:left="360"/>
+        <w:rPr>
+          <w:color w:val="000000" w:themeColor="text1"/>
+          <w:sz w:val="28"/>
+          <w:szCs w:val="28"/>
+        </w:rPr>
+      </w:pPr>
+    </w:p>
+    <w:p>
+      <w:pPr>
+        <w:ind w:left="360"/>
+        <w:rPr>
+          <w:color w:val="000000" w:themeColor="text1"/>
+          <w:sz w:val="28"/>
+          <w:szCs w:val="28"/>
+        </w:rPr>
+      </w:pPr>
+    </w:p>
+    <w:p>
+      <w:pPr>
+        <w:ind w:left="360"/>
+        <w:rPr>
+          <w:color w:val="000000" w:themeColor="text1"/>
+          <w:sz w:val="28"/>
+          <w:szCs w:val="28"/>
+        </w:rPr>
+      </w:pPr>
+    </w:p>
+    <w:p>
+      <w:pPr>
+        <w:ind w:left="360"/>
+        <w:rPr>
+          <w:color w:val="000000" w:themeColor="text1"/>
+          <w:sz w:val="28"/>
+          <w:szCs w:val="28"/>
+        </w:rPr>
+      </w:pPr>
+    </w:p>
+    <w:p>
+      <w:pPr>
+        <w:ind w:left="360"/>
+        <w:rPr>
+          <w:color w:val="000000" w:themeColor="text1"/>
+          <w:sz w:val="28"/>
+          <w:szCs w:val="28"/>
+        </w:rPr>
+      </w:pPr>
+    </w:p>
+    <w:p>
+      <w:pPr>
+        <w:ind w:left="360"/>
+        <w:rPr>
+          <w:color w:val="000000" w:themeColor="text1"/>
+          <w:sz w:val="28"/>
+          <w:szCs w:val="28"/>
+        </w:rPr>
+      </w:pPr>
+    </w:p>
+    <w:p>
+      <w:pPr>
+        <w:ind w:left="360"/>
+        <w:rPr>
+          <w:color w:val="000000" w:themeColor="text1"/>
+          <w:sz w:val="28"/>
+          <w:szCs w:val="28"/>
+        </w:rPr>
+      </w:pPr>
+    </w:p>
+    <w:p>
+      <w:pPr>
+        <w:ind w:left="360"/>
+        <w:rPr>
+          <w:color w:val="000000" w:themeColor="text1"/>
+          <w:sz w:val="28"/>
+          <w:szCs w:val="28"/>
+        </w:rPr>
+      </w:pPr>
+    </w:p>
+    <w:p>
+      <w:pPr>
+        <w:ind w:left="360"/>
+        <w:rPr>
+          <w:color w:val="000000" w:themeColor="text1"/>
+          <w:sz w:val="28"/>
+          <w:szCs w:val="28"/>
+        </w:rPr>
+      </w:pPr>
+    </w:p>
+    <w:p>
+      <w:pPr>
+        <w:ind w:left="360"/>
+        <w:rPr>
+          <w:color w:val="000000" w:themeColor="text1"/>
+          <w:sz w:val="28"/>
+          <w:szCs w:val="28"/>
+        </w:rPr>
+      </w:pPr>
+    </w:p>
+    <w:p>
+      <w:pPr>
+        <w:ind w:left="360"/>
+        <w:rPr>
+          <w:color w:val="000000" w:themeColor="text1"/>
+          <w:sz w:val="28"/>
+          <w:szCs w:val="28"/>
+        </w:rPr>
+      </w:pPr>
+    </w:p>
+    <w:p>
+      <w:pPr>
+        <w:rPr>
+          <w:b/>
+          <w:bCs/>
+          <w:color w:val="4472C4" w:themeColor="accent1"/>
+          <w:sz w:val="36"/>
+          <w:szCs w:val="36"/>
+        </w:rPr>
+      </w:pPr>
+      <w:r>
+        <w:rPr>
+          <w:color w:val="000000" w:themeColor="text1"/>
+          <w:sz w:val="28"/>
+          <w:szCs w:val="28"/>
+        </w:rPr>
+        <w:lastRenderedPageBreak/>
         <w:t xml:space="preserve"> </w:t>
       </w:r>
       <w:r>
         <w:rPr>
           <w:b/>
           <w:bCs/>
-          <w:color w:val="000000" w:themeColor="text1"/>
-          <w:sz w:val="28"/>
-          <w:szCs w:val="28"/>
+          <w:color w:val="4472C4" w:themeColor="accent1"/>
+          <w:sz w:val="36"/>
+          <w:szCs w:val="36"/>
         </w:rPr>
         <w:t>System Architecture</w:t>
       </w:r>
@@ -2263,6 +2364,70 @@
       </w:pPr>
       <w:r>
         <w:rPr>
+          <w:noProof/>
+        </w:rPr>
+        <w:drawing>
+          <wp:inline distT="0" distB="0" distL="0" distR="0">
+            <wp:extent cx="5731510" cy="3744595"/>
+            <wp:effectExtent l="0" t="0" r="0" b="0"/>
+            <wp:docPr id="1605815121" name="Picture 1"/>
+            <wp:cNvGraphicFramePr>
+              <a:graphicFrameLocks xmlns:a="http://schemas.openxmlformats.org/drawingml/2006/main" noChangeAspect="1"/>
+            </wp:cNvGraphicFramePr>
+            <a:graphic xmlns:a="http://schemas.openxmlformats.org/drawingml/2006/main">
+              <a:graphicData uri="http://schemas.openxmlformats.org/drawingml/2006/picture">
+                <pic:pic xmlns:pic="http://schemas.openxmlformats.org/drawingml/2006/picture">
+                  <pic:nvPicPr>
+                    <pic:cNvPr id="0" name="Picture 1"/>
+                    <pic:cNvPicPr>
+                      <a:picLocks noChangeAspect="1" noChangeArrowheads="1"/>
+                    </pic:cNvPicPr>
+                  </pic:nvPicPr>
+                  <pic:blipFill>
+                    <a:blip r:embed="rId10">
+                      <a:extLst>
+                        <a:ext uri="{28A0092B-C50C-407E-A947-70E740481C1C}">
+                          <a14:useLocalDpi xmlns:a14="http://schemas.microsoft.com/office/drawing/2010/main" val="0"/>
+                        </a:ext>
+                      </a:extLst>
+                    </a:blip>
+                    <a:srcRect/>
+                    <a:stretch>
+                      <a:fillRect/>
+                    </a:stretch>
+                  </pic:blipFill>
+                  <pic:spPr bwMode="auto">
+                    <a:xfrm>
+                      <a:off x="0" y="0"/>
+                      <a:ext cx="5731510" cy="3744595"/>
+                    </a:xfrm>
+                    <a:prstGeom prst="rect">
+                      <a:avLst/>
+                    </a:prstGeom>
+                    <a:noFill/>
+                    <a:ln>
+                      <a:noFill/>
+                    </a:ln>
+                  </pic:spPr>
+                </pic:pic>
+              </a:graphicData>
+            </a:graphic>
+          </wp:inline>
+        </w:drawing>
+      </w:r>
+    </w:p>
+    <w:p>
+      <w:pPr>
+        <w:rPr>
+          <w:b/>
+          <w:bCs/>
+          <w:color w:val="000000" w:themeColor="text1"/>
+          <w:sz w:val="28"/>
+          <w:szCs w:val="28"/>
+        </w:rPr>
+      </w:pPr>
+      <w:r>
+        <w:rPr>
           <w:b/>
           <w:bCs/>
           <w:color w:val="000000" w:themeColor="text1"/>
@@ -2369,6 +2534,50 @@
         </w:rPr>
         <w:t>Clients are the data-holding participants: smartphones, hospitals, banks, IoT sensors, etc. Each client trains the shared model on its own local data and sends only the resulting weight updates back to the server. Raw data never leaves the device.</w:t>
       </w:r>
+    </w:p>
+    <w:p>
+      <w:pPr>
+        <w:rPr>
+          <w:b/>
+          <w:bCs/>
+          <w:color w:val="000000" w:themeColor="text1"/>
+          <w:sz w:val="28"/>
+          <w:szCs w:val="28"/>
+        </w:rPr>
+      </w:pPr>
+    </w:p>
+    <w:p>
+      <w:pPr>
+        <w:rPr>
+          <w:b/>
+          <w:bCs/>
+          <w:color w:val="000000" w:themeColor="text1"/>
+          <w:sz w:val="28"/>
+          <w:szCs w:val="28"/>
+        </w:rPr>
+      </w:pPr>
+    </w:p>
+    <w:p>
+      <w:pPr>
+        <w:rPr>
+          <w:b/>
+          <w:bCs/>
+          <w:color w:val="000000" w:themeColor="text1"/>
+          <w:sz w:val="28"/>
+          <w:szCs w:val="28"/>
+        </w:rPr>
+      </w:pPr>
+    </w:p>
+    <w:p>
+      <w:pPr>
+        <w:rPr>
+          <w:b/>
+          <w:bCs/>
+          <w:color w:val="000000" w:themeColor="text1"/>
+          <w:sz w:val="28"/>
+          <w:szCs w:val="28"/>
+        </w:rPr>
+      </w:pPr>
     </w:p>
     <w:p>
       <w:pPr>
@@ -3415,13 +3624,88 @@
       </w:pPr>
       <w:r>
         <w:rPr>
-          <w:b/>
-          <w:bCs/>
-          <w:color w:val="000000" w:themeColor="text1"/>
-          <w:sz w:val="28"/>
-          <w:szCs w:val="28"/>
+          <w:noProof/>
         </w:rPr>
         <w:lastRenderedPageBreak/>
+        <w:drawing>
+          <wp:inline distT="0" distB="0" distL="0" distR="0">
+            <wp:extent cx="5731510" cy="3540125"/>
+            <wp:effectExtent l="0" t="0" r="0" b="0"/>
+            <wp:docPr id="1918723057" name="Picture 2"/>
+            <wp:cNvGraphicFramePr>
+              <a:graphicFrameLocks xmlns:a="http://schemas.openxmlformats.org/drawingml/2006/main" noChangeAspect="1"/>
+            </wp:cNvGraphicFramePr>
+            <a:graphic xmlns:a="http://schemas.openxmlformats.org/drawingml/2006/main">
+              <a:graphicData uri="http://schemas.openxmlformats.org/drawingml/2006/picture">
+                <pic:pic xmlns:pic="http://schemas.openxmlformats.org/drawingml/2006/picture">
+                  <pic:nvPicPr>
+                    <pic:cNvPr id="0" name="Picture 3"/>
+                    <pic:cNvPicPr>
+                      <a:picLocks noChangeAspect="1" noChangeArrowheads="1"/>
+                    </pic:cNvPicPr>
+                  </pic:nvPicPr>
+                  <pic:blipFill>
+                    <a:blip r:embed="rId11">
+                      <a:extLst>
+                        <a:ext uri="{28A0092B-C50C-407E-A947-70E740481C1C}">
+                          <a14:useLocalDpi xmlns:a14="http://schemas.microsoft.com/office/drawing/2010/main" val="0"/>
+                        </a:ext>
+                      </a:extLst>
+                    </a:blip>
+                    <a:srcRect/>
+                    <a:stretch>
+                      <a:fillRect/>
+                    </a:stretch>
+                  </pic:blipFill>
+                  <pic:spPr bwMode="auto">
+                    <a:xfrm>
+                      <a:off x="0" y="0"/>
+                      <a:ext cx="5731510" cy="3540125"/>
+                    </a:xfrm>
+                    <a:prstGeom prst="rect">
+                      <a:avLst/>
+                    </a:prstGeom>
+                    <a:noFill/>
+                    <a:ln>
+                      <a:noFill/>
+                    </a:ln>
+                  </pic:spPr>
+                </pic:pic>
+              </a:graphicData>
+            </a:graphic>
+          </wp:inline>
+        </w:drawing>
+      </w:r>
+    </w:p>
+    <w:p>
+      <w:pPr>
+        <w:rPr>
+          <w:b/>
+          <w:bCs/>
+          <w:color w:val="000000" w:themeColor="text1"/>
+          <w:sz w:val="28"/>
+          <w:szCs w:val="28"/>
+        </w:rPr>
+      </w:pPr>
+    </w:p>
+    <w:p>
+      <w:pPr>
+        <w:rPr>
+          <w:b/>
+          <w:bCs/>
+          <w:color w:val="000000" w:themeColor="text1"/>
+          <w:sz w:val="28"/>
+          <w:szCs w:val="28"/>
+        </w:rPr>
+      </w:pPr>
+      <w:r>
+        <w:rPr>
+          <w:b/>
+          <w:bCs/>
+          <w:color w:val="000000" w:themeColor="text1"/>
+          <w:sz w:val="28"/>
+          <w:szCs w:val="28"/>
+        </w:rPr>
         <w:t>Training Variants</w:t>
       </w:r>
     </w:p>
@@ -3609,7 +3893,7 @@
                     </pic:cNvPicPr>
                   </pic:nvPicPr>
                   <pic:blipFill>
-                    <a:blip r:embed="rId10">
+                    <a:blip r:embed="rId12">
                       <a:extLst>
                         <a:ext uri="{28A0092B-C50C-407E-A947-70E740481C1C}">
                           <a14:useLocalDpi xmlns:a14="http://schemas.microsoft.com/office/drawing/2010/main" val="0"/>
@@ -3686,7 +3970,7 @@
                     </pic:cNvPicPr>
                   </pic:nvPicPr>
                   <pic:blipFill>
-                    <a:blip r:embed="rId11">
+                    <a:blip r:embed="rId13">
                       <a:extLst>
                         <a:ext uri="{28A0092B-C50C-407E-A947-70E740481C1C}">
                           <a14:useLocalDpi xmlns:a14="http://schemas.microsoft.com/office/drawing/2010/main" val="0"/>
@@ -3720,27 +4004,24 @@
     </w:p>
     <w:p>
       <w:pPr>
-        <w:ind w:left="360"/>
-        <w:rPr>
-          <w:b/>
-          <w:bCs/>
-          <w:color w:val="0070C0"/>
-          <w:sz w:val="32"/>
-          <w:szCs w:val="32"/>
-        </w:rPr>
-      </w:pPr>
-    </w:p>
-    <w:p>
-      <w:pPr>
-        <w:ind w:left="360"/>
-        <w:rPr>
-          <w:b/>
-          <w:bCs/>
-          <w:color w:val="000000" w:themeColor="text1"/>
-          <w:sz w:val="28"/>
-          <w:szCs w:val="28"/>
-        </w:rPr>
-      </w:pPr>
+        <w:rPr>
+          <w:b/>
+          <w:bCs/>
+          <w:color w:val="000000" w:themeColor="text1"/>
+          <w:sz w:val="28"/>
+          <w:szCs w:val="28"/>
+        </w:rPr>
+      </w:pPr>
+      <w:r>
+        <w:rPr>
+          <w:b/>
+          <w:bCs/>
+          <w:color w:val="000000" w:themeColor="text1"/>
+          <w:sz w:val="28"/>
+          <w:szCs w:val="28"/>
+        </w:rPr>
+        <w:t xml:space="preserve">     </w:t>
+      </w:r>
       <w:r>
         <w:rPr>
           <w:b/>
@@ -4031,6 +4312,7 @@
           <w:sz w:val="28"/>
           <w:szCs w:val="28"/>
         </w:rPr>
+        <w:lastRenderedPageBreak/>
         <w:t>2. Secure Aggregation</w:t>
       </w:r>
     </w:p>
@@ -4263,6 +4545,18 @@
           <w:szCs w:val="28"/>
         </w:rPr>
       </w:pPr>
+    </w:p>
+    <w:p>
+      <w:pPr>
+        <w:ind w:left="360"/>
+        <w:rPr>
+          <w:b/>
+          <w:bCs/>
+          <w:color w:val="000000" w:themeColor="text1"/>
+          <w:sz w:val="28"/>
+          <w:szCs w:val="28"/>
+        </w:rPr>
+      </w:pPr>
       <w:r>
         <w:rPr>
           <w:b/>
@@ -4291,16 +4585,6 @@
         </w:rPr>
         <w:t>Some clients have more data than others.</w:t>
       </w:r>
-    </w:p>
-    <w:p>
-      <w:pPr>
-        <w:ind w:left="360"/>
-        <w:rPr>
-          <w:color w:val="000000" w:themeColor="text1"/>
-          <w:sz w:val="28"/>
-          <w:szCs w:val="28"/>
-        </w:rPr>
-      </w:pPr>
     </w:p>
     <w:p>
       <w:pPr>
@@ -4412,16 +4696,6 @@
       <w:pPr>
         <w:ind w:left="360"/>
         <w:rPr>
-          <w:color w:val="000000" w:themeColor="text1"/>
-          <w:sz w:val="28"/>
-          <w:szCs w:val="28"/>
-        </w:rPr>
-      </w:pPr>
-    </w:p>
-    <w:p>
-      <w:pPr>
-        <w:ind w:left="360"/>
-        <w:rPr>
           <w:b/>
           <w:bCs/>
           <w:color w:val="000000" w:themeColor="text1"/>
@@ -4486,16 +4760,6 @@
       <w:pPr>
         <w:ind w:left="360"/>
         <w:rPr>
-          <w:color w:val="000000" w:themeColor="text1"/>
-          <w:sz w:val="28"/>
-          <w:szCs w:val="28"/>
-        </w:rPr>
-      </w:pPr>
-    </w:p>
-    <w:p>
-      <w:pPr>
-        <w:ind w:left="360"/>
-        <w:rPr>
           <w:b/>
           <w:bCs/>
           <w:color w:val="000000" w:themeColor="text1"/>
@@ -4594,6 +4858,7 @@
           <w:sz w:val="28"/>
           <w:szCs w:val="28"/>
         </w:rPr>
+        <w:lastRenderedPageBreak/>
         <w:t>Sparsification</w:t>
       </w:r>
       <w:proofErr w:type="spellEnd"/>
@@ -4784,28 +5049,54 @@
           <w:sz w:val="28"/>
           <w:szCs w:val="28"/>
         </w:rPr>
-        <w:lastRenderedPageBreak/>
         <w:t xml:space="preserve">Scaffold: reduces client drift </w:t>
       </w:r>
     </w:p>
     <w:p>
       <w:pPr>
+        <w:rPr>
+          <w:color w:val="000000" w:themeColor="text1"/>
+          <w:sz w:val="28"/>
+          <w:szCs w:val="28"/>
+        </w:rPr>
+      </w:pPr>
+    </w:p>
+    <w:p>
+      <w:pPr>
+        <w:rPr>
+          <w:color w:val="000000" w:themeColor="text1"/>
+          <w:sz w:val="28"/>
+          <w:szCs w:val="28"/>
+        </w:rPr>
+      </w:pPr>
+    </w:p>
+    <w:p>
+      <w:pPr>
+        <w:rPr>
+          <w:color w:val="000000" w:themeColor="text1"/>
+          <w:sz w:val="28"/>
+          <w:szCs w:val="28"/>
+        </w:rPr>
+      </w:pPr>
+    </w:p>
+    <w:p>
+      <w:pPr>
         <w:ind w:left="360"/>
         <w:rPr>
           <w:b/>
           <w:bCs/>
-          <w:color w:val="000000" w:themeColor="text1"/>
-          <w:sz w:val="28"/>
-          <w:szCs w:val="28"/>
-        </w:rPr>
-      </w:pPr>
-      <w:r>
-        <w:rPr>
-          <w:b/>
-          <w:bCs/>
-          <w:color w:val="000000" w:themeColor="text1"/>
-          <w:sz w:val="28"/>
-          <w:szCs w:val="28"/>
+          <w:color w:val="4472C4" w:themeColor="accent1"/>
+          <w:sz w:val="36"/>
+          <w:szCs w:val="36"/>
+        </w:rPr>
+      </w:pPr>
+      <w:r>
+        <w:rPr>
+          <w:b/>
+          <w:bCs/>
+          <w:color w:val="4472C4" w:themeColor="accent1"/>
+          <w:sz w:val="36"/>
+          <w:szCs w:val="36"/>
         </w:rPr>
         <w:t>Real-World Applications</w:t>
       </w:r>
@@ -4978,240 +5269,37 @@
     <w:p>
       <w:pPr>
         <w:rPr>
-          <w:color w:val="000000" w:themeColor="text1"/>
-          <w:sz w:val="28"/>
-          <w:szCs w:val="28"/>
-        </w:rPr>
-      </w:pPr>
-    </w:p>
-    <w:p>
-      <w:pPr>
-        <w:rPr>
-          <w:color w:val="000000" w:themeColor="text1"/>
-          <w:sz w:val="28"/>
-          <w:szCs w:val="28"/>
-        </w:rPr>
-      </w:pPr>
-    </w:p>
-    <w:p>
-      <w:pPr>
-        <w:ind w:left="360"/>
-        <w:rPr>
-          <w:b/>
-          <w:bCs/>
-          <w:color w:val="000000" w:themeColor="text1"/>
-          <w:sz w:val="28"/>
-          <w:szCs w:val="28"/>
-        </w:rPr>
-      </w:pPr>
-      <w:r>
-        <w:rPr>
-          <w:b/>
-          <w:bCs/>
-          <w:color w:val="000000" w:themeColor="text1"/>
-          <w:sz w:val="28"/>
-          <w:szCs w:val="28"/>
-        </w:rPr>
-        <w:t>Security Risks</w:t>
-      </w:r>
-    </w:p>
-    <w:p>
-      <w:pPr>
-        <w:ind w:left="360"/>
-        <w:rPr>
-          <w:color w:val="000000" w:themeColor="text1"/>
-          <w:sz w:val="28"/>
-          <w:szCs w:val="28"/>
-        </w:rPr>
-      </w:pPr>
-      <w:r>
-        <w:rPr>
-          <w:color w:val="000000" w:themeColor="text1"/>
-          <w:sz w:val="28"/>
-          <w:szCs w:val="28"/>
-        </w:rPr>
-        <w:t>Even though data isn’t shared, attacks are still possible:</w:t>
-      </w:r>
-    </w:p>
-    <w:p>
-      <w:pPr>
-        <w:ind w:left="360"/>
-        <w:rPr>
-          <w:b/>
-          <w:bCs/>
-          <w:color w:val="000000" w:themeColor="text1"/>
-          <w:sz w:val="28"/>
-          <w:szCs w:val="28"/>
-        </w:rPr>
-      </w:pPr>
-      <w:r>
-        <w:rPr>
-          <w:b/>
-          <w:bCs/>
-          <w:color w:val="000000" w:themeColor="text1"/>
-          <w:sz w:val="28"/>
-          <w:szCs w:val="28"/>
-        </w:rPr>
-        <w:t>1. Gradient Leakage</w:t>
-      </w:r>
-    </w:p>
-    <w:p>
-      <w:pPr>
-        <w:ind w:left="360"/>
-        <w:rPr>
-          <w:color w:val="000000" w:themeColor="text1"/>
-          <w:sz w:val="28"/>
-          <w:szCs w:val="28"/>
-        </w:rPr>
-      </w:pPr>
-      <w:r>
-        <w:rPr>
-          <w:color w:val="000000" w:themeColor="text1"/>
-          <w:sz w:val="28"/>
-          <w:szCs w:val="28"/>
-        </w:rPr>
-        <w:t>Attackers may reconstruct data from gradients.</w:t>
-      </w:r>
-    </w:p>
-    <w:p>
-      <w:pPr>
-        <w:ind w:left="360"/>
-        <w:rPr>
-          <w:b/>
-          <w:bCs/>
-          <w:color w:val="000000" w:themeColor="text1"/>
-          <w:sz w:val="28"/>
-          <w:szCs w:val="28"/>
-        </w:rPr>
-      </w:pPr>
-      <w:r>
-        <w:rPr>
-          <w:b/>
-          <w:bCs/>
-          <w:color w:val="000000" w:themeColor="text1"/>
-          <w:sz w:val="28"/>
-          <w:szCs w:val="28"/>
-        </w:rPr>
-        <w:t>2. Poisoning Attacks</w:t>
-      </w:r>
-    </w:p>
-    <w:p>
-      <w:pPr>
-        <w:ind w:left="360"/>
-        <w:rPr>
-          <w:color w:val="000000" w:themeColor="text1"/>
-          <w:sz w:val="28"/>
-          <w:szCs w:val="28"/>
-        </w:rPr>
-      </w:pPr>
-      <w:r>
-        <w:rPr>
-          <w:color w:val="000000" w:themeColor="text1"/>
-          <w:sz w:val="28"/>
-          <w:szCs w:val="28"/>
-        </w:rPr>
-        <w:t>Malicious clients send fake updates to corrupt the model.</w:t>
-      </w:r>
-    </w:p>
-    <w:p>
-      <w:pPr>
-        <w:ind w:left="360"/>
-        <w:rPr>
-          <w:b/>
-          <w:bCs/>
-          <w:color w:val="000000" w:themeColor="text1"/>
-          <w:sz w:val="28"/>
-          <w:szCs w:val="28"/>
-        </w:rPr>
-      </w:pPr>
-      <w:r>
-        <w:rPr>
-          <w:b/>
-          <w:bCs/>
-          <w:color w:val="000000" w:themeColor="text1"/>
-          <w:sz w:val="28"/>
-          <w:szCs w:val="28"/>
-        </w:rPr>
-        <w:t>3. Inference Attacks</w:t>
-      </w:r>
-    </w:p>
-    <w:p>
-      <w:pPr>
-        <w:ind w:left="360"/>
-        <w:rPr>
-          <w:color w:val="000000" w:themeColor="text1"/>
-          <w:sz w:val="28"/>
-          <w:szCs w:val="28"/>
-        </w:rPr>
-      </w:pPr>
-      <w:r>
-        <w:rPr>
-          <w:color w:val="000000" w:themeColor="text1"/>
-          <w:sz w:val="28"/>
-          <w:szCs w:val="28"/>
-        </w:rPr>
-        <w:t>Infer whether a data point was part of training.</w:t>
-      </w:r>
-    </w:p>
-    <w:p>
-      <w:pPr>
-        <w:ind w:left="360"/>
-        <w:rPr>
-          <w:color w:val="000000" w:themeColor="text1"/>
-          <w:sz w:val="28"/>
-          <w:szCs w:val="28"/>
-        </w:rPr>
-      </w:pPr>
-    </w:p>
-    <w:p>
-      <w:pPr>
-        <w:ind w:left="360"/>
-        <w:rPr>
-          <w:b/>
-          <w:bCs/>
-          <w:color w:val="000000" w:themeColor="text1"/>
-          <w:sz w:val="28"/>
-          <w:szCs w:val="28"/>
-        </w:rPr>
-      </w:pPr>
-      <w:r>
-        <w:rPr>
-          <w:b/>
-          <w:bCs/>
-          <w:color w:val="000000" w:themeColor="text1"/>
-          <w:sz w:val="28"/>
-          <w:szCs w:val="28"/>
-        </w:rPr>
-        <w:t>Advantages vs Limitations</w:t>
-      </w:r>
-    </w:p>
-    <w:p>
-      <w:pPr>
-        <w:ind w:left="360"/>
-        <w:rPr>
-          <w:b/>
-          <w:bCs/>
-          <w:color w:val="000000" w:themeColor="text1"/>
-          <w:sz w:val="28"/>
-          <w:szCs w:val="28"/>
-        </w:rPr>
-      </w:pPr>
-      <w:r>
-        <w:rPr>
-          <w:b/>
-          <w:bCs/>
-          <w:color w:val="000000" w:themeColor="text1"/>
-          <w:sz w:val="28"/>
-          <w:szCs w:val="28"/>
-        </w:rPr>
-        <w:t>Advantages</w:t>
+          <w:b/>
+          <w:bCs/>
+          <w:color w:val="000000" w:themeColor="text1"/>
+          <w:sz w:val="28"/>
+          <w:szCs w:val="28"/>
+        </w:rPr>
+      </w:pPr>
+      <w:r>
+        <w:rPr>
+          <w:color w:val="000000" w:themeColor="text1"/>
+          <w:sz w:val="28"/>
+          <w:szCs w:val="28"/>
+        </w:rPr>
+        <w:t xml:space="preserve">      </w:t>
+      </w:r>
+      <w:r>
+        <w:rPr>
+          <w:b/>
+          <w:bCs/>
+          <w:color w:val="000000" w:themeColor="text1"/>
+          <w:sz w:val="28"/>
+          <w:szCs w:val="28"/>
+        </w:rPr>
+        <w:t>Real-Life Application of Federated Learning: Google Keyboard</w:t>
       </w:r>
     </w:p>
     <w:p>
       <w:pPr>
         <w:numPr>
           <w:ilvl w:val="0"/>
-          <w:numId w:val="23"/>
+          <w:numId w:val="25"/>
         </w:numPr>
         <w:rPr>
           <w:color w:val="000000" w:themeColor="text1"/>
@@ -5221,18 +5309,46 @@
       </w:pPr>
       <w:r>
         <w:rPr>
-          <w:color w:val="000000" w:themeColor="text1"/>
-          <w:sz w:val="28"/>
-          <w:szCs w:val="28"/>
-        </w:rPr>
-        <w:t xml:space="preserve">Strong privacy protection </w:t>
+          <w:b/>
+          <w:bCs/>
+          <w:color w:val="000000" w:themeColor="text1"/>
+          <w:sz w:val="28"/>
+          <w:szCs w:val="28"/>
+        </w:rPr>
+        <w:t xml:space="preserve">Data Collection: </w:t>
+      </w:r>
+      <w:r>
+        <w:rPr>
+          <w:color w:val="000000" w:themeColor="text1"/>
+          <w:sz w:val="28"/>
+          <w:szCs w:val="28"/>
+        </w:rPr>
+        <w:t>Google Keyboard (</w:t>
+      </w:r>
+      <w:proofErr w:type="spellStart"/>
+      <w:r>
+        <w:rPr>
+          <w:color w:val="000000" w:themeColor="text1"/>
+          <w:sz w:val="28"/>
+          <w:szCs w:val="28"/>
+        </w:rPr>
+        <w:t>Gboard</w:t>
+      </w:r>
+      <w:proofErr w:type="spellEnd"/>
+      <w:r>
+        <w:rPr>
+          <w:color w:val="000000" w:themeColor="text1"/>
+          <w:sz w:val="28"/>
+          <w:szCs w:val="28"/>
+        </w:rPr>
+        <w:t>) collects data, like the names of restaurants you search for, but keeps it on your phone. Your personal data never leaves your device.</w:t>
       </w:r>
     </w:p>
     <w:p>
       <w:pPr>
         <w:numPr>
           <w:ilvl w:val="0"/>
-          <w:numId w:val="23"/>
+          <w:numId w:val="26"/>
         </w:numPr>
         <w:rPr>
           <w:color w:val="000000" w:themeColor="text1"/>
@@ -5242,18 +5358,29 @@
       </w:pPr>
       <w:r>
         <w:rPr>
-          <w:color w:val="000000" w:themeColor="text1"/>
-          <w:sz w:val="28"/>
-          <w:szCs w:val="28"/>
-        </w:rPr>
-        <w:t xml:space="preserve">Reduced data transfer </w:t>
+          <w:b/>
+          <w:bCs/>
+          <w:color w:val="000000" w:themeColor="text1"/>
+          <w:sz w:val="28"/>
+          <w:szCs w:val="28"/>
+        </w:rPr>
+        <w:lastRenderedPageBreak/>
+        <w:t xml:space="preserve">Federated Learning in Action: </w:t>
+      </w:r>
+      <w:r>
+        <w:rPr>
+          <w:color w:val="000000" w:themeColor="text1"/>
+          <w:sz w:val="28"/>
+          <w:szCs w:val="28"/>
+        </w:rPr>
+        <w:t>The model is trained directly on your phone using the data (like your search history). No need to send your data to a central server, keeping it private.</w:t>
       </w:r>
     </w:p>
     <w:p>
       <w:pPr>
         <w:numPr>
           <w:ilvl w:val="0"/>
-          <w:numId w:val="23"/>
+          <w:numId w:val="27"/>
         </w:numPr>
         <w:rPr>
           <w:color w:val="000000" w:themeColor="text1"/>
@@ -5263,18 +5390,28 @@
       </w:pPr>
       <w:r>
         <w:rPr>
-          <w:color w:val="000000" w:themeColor="text1"/>
-          <w:sz w:val="28"/>
-          <w:szCs w:val="28"/>
-        </w:rPr>
-        <w:t xml:space="preserve">Regulatory compliance </w:t>
+          <w:b/>
+          <w:bCs/>
+          <w:color w:val="000000" w:themeColor="text1"/>
+          <w:sz w:val="28"/>
+          <w:szCs w:val="28"/>
+        </w:rPr>
+        <w:t xml:space="preserve">Model Updates: </w:t>
+      </w:r>
+      <w:r>
+        <w:rPr>
+          <w:color w:val="000000" w:themeColor="text1"/>
+          <w:sz w:val="28"/>
+          <w:szCs w:val="28"/>
+        </w:rPr>
+        <w:t>After training locally, the updates to the model are sent to a central server in an encrypted form. The server combines updates from different devices to improve the model.</w:t>
       </w:r>
     </w:p>
     <w:p>
       <w:pPr>
         <w:numPr>
           <w:ilvl w:val="0"/>
-          <w:numId w:val="23"/>
+          <w:numId w:val="28"/>
         </w:numPr>
         <w:rPr>
           <w:color w:val="000000" w:themeColor="text1"/>
@@ -5284,51 +5421,28 @@
       </w:pPr>
       <w:r>
         <w:rPr>
-          <w:color w:val="000000" w:themeColor="text1"/>
-          <w:sz w:val="28"/>
-          <w:szCs w:val="28"/>
-        </w:rPr>
-        <w:lastRenderedPageBreak/>
-        <w:t xml:space="preserve">Enables collaboration across organizations </w:t>
-      </w:r>
-    </w:p>
-    <w:p>
-      <w:pPr>
-        <w:rPr>
-          <w:b/>
-          <w:bCs/>
-          <w:color w:val="000000" w:themeColor="text1"/>
-          <w:sz w:val="28"/>
-          <w:szCs w:val="28"/>
-        </w:rPr>
-      </w:pPr>
-      <w:r>
-        <w:rPr>
-          <w:rFonts w:ascii="Segoe UI Emoji" w:hAnsi="Segoe UI Emoji" w:cs="Segoe UI Emoji"/>
-          <w:b/>
-          <w:bCs/>
-          <w:color w:val="000000" w:themeColor="text1"/>
-          <w:sz w:val="28"/>
-          <w:szCs w:val="28"/>
-        </w:rPr>
-        <w:t xml:space="preserve">    </w:t>
-      </w:r>
-      <w:r>
-        <w:rPr>
-          <w:b/>
-          <w:bCs/>
-          <w:color w:val="000000" w:themeColor="text1"/>
-          <w:sz w:val="28"/>
-          <w:szCs w:val="28"/>
-        </w:rPr>
-        <w:t xml:space="preserve"> Limitations</w:t>
+          <w:b/>
+          <w:bCs/>
+          <w:color w:val="000000" w:themeColor="text1"/>
+          <w:sz w:val="28"/>
+          <w:szCs w:val="28"/>
+        </w:rPr>
+        <w:t>Better Suggestions:</w:t>
+      </w:r>
+      <w:r>
+        <w:rPr>
+          <w:color w:val="000000" w:themeColor="text1"/>
+          <w:sz w:val="28"/>
+          <w:szCs w:val="28"/>
+        </w:rPr>
+        <w:t xml:space="preserve"> As more updates are gathered, the model gets better at suggesting things, like more accurate restaurant names or typing predictions based on your habits.</w:t>
       </w:r>
     </w:p>
     <w:p>
       <w:pPr>
         <w:numPr>
           <w:ilvl w:val="0"/>
-          <w:numId w:val="24"/>
+          <w:numId w:val="29"/>
         </w:numPr>
         <w:rPr>
           <w:color w:val="000000" w:themeColor="text1"/>
@@ -5338,88 +5452,683 @@
       </w:pPr>
       <w:r>
         <w:rPr>
-          <w:color w:val="000000" w:themeColor="text1"/>
-          <w:sz w:val="28"/>
-          <w:szCs w:val="28"/>
-        </w:rPr>
-        <w:t xml:space="preserve">Complex system design </w:t>
-      </w:r>
-    </w:p>
-    <w:p>
-      <w:pPr>
-        <w:numPr>
-          <w:ilvl w:val="0"/>
-          <w:numId w:val="24"/>
-        </w:numPr>
-        <w:rPr>
-          <w:color w:val="000000" w:themeColor="text1"/>
-          <w:sz w:val="28"/>
-          <w:szCs w:val="28"/>
-        </w:rPr>
-      </w:pPr>
-      <w:r>
-        <w:rPr>
-          <w:color w:val="000000" w:themeColor="text1"/>
-          <w:sz w:val="28"/>
-          <w:szCs w:val="28"/>
-        </w:rPr>
-        <w:t xml:space="preserve">Communication overhead </w:t>
-      </w:r>
-    </w:p>
-    <w:p>
-      <w:pPr>
-        <w:numPr>
-          <w:ilvl w:val="0"/>
-          <w:numId w:val="24"/>
-        </w:numPr>
-        <w:rPr>
-          <w:color w:val="000000" w:themeColor="text1"/>
-          <w:sz w:val="28"/>
-          <w:szCs w:val="28"/>
-        </w:rPr>
-      </w:pPr>
-      <w:r>
-        <w:rPr>
-          <w:color w:val="000000" w:themeColor="text1"/>
-          <w:sz w:val="28"/>
-          <w:szCs w:val="28"/>
-        </w:rPr>
-        <w:t xml:space="preserve">Slower convergence </w:t>
-      </w:r>
-    </w:p>
-    <w:p>
-      <w:pPr>
-        <w:numPr>
-          <w:ilvl w:val="0"/>
-          <w:numId w:val="24"/>
-        </w:numPr>
-        <w:rPr>
-          <w:color w:val="000000" w:themeColor="text1"/>
-          <w:sz w:val="28"/>
-          <w:szCs w:val="28"/>
-        </w:rPr>
-      </w:pPr>
-      <w:r>
-        <w:rPr>
-          <w:color w:val="000000" w:themeColor="text1"/>
-          <w:sz w:val="28"/>
-          <w:szCs w:val="28"/>
-        </w:rPr>
-        <w:t>Vulnerable to certain attacks</w:t>
-      </w:r>
+          <w:b/>
+          <w:bCs/>
+          <w:color w:val="000000" w:themeColor="text1"/>
+          <w:sz w:val="28"/>
+          <w:szCs w:val="28"/>
+        </w:rPr>
+        <w:t xml:space="preserve">Privacy and Efficiency: </w:t>
+      </w:r>
+      <w:r>
+        <w:rPr>
+          <w:color w:val="000000" w:themeColor="text1"/>
+          <w:sz w:val="28"/>
+          <w:szCs w:val="28"/>
+        </w:rPr>
+        <w:t>Your data stays private, and only model updates are shared. This helps save bandwidth and makes everything run more efficiently.</w:t>
+      </w:r>
+    </w:p>
+    <w:p>
+      <w:pPr>
+        <w:rPr>
+          <w:color w:val="000000" w:themeColor="text1"/>
+          <w:sz w:val="28"/>
+          <w:szCs w:val="28"/>
+        </w:rPr>
+      </w:pPr>
+    </w:p>
+    <w:p>
+      <w:pPr>
+        <w:rPr>
+          <w:color w:val="000000" w:themeColor="text1"/>
+          <w:sz w:val="28"/>
+          <w:szCs w:val="28"/>
+        </w:rPr>
+      </w:pPr>
+    </w:p>
+    <w:p>
+      <w:pPr>
+        <w:rPr>
+          <w:color w:val="000000" w:themeColor="text1"/>
+          <w:sz w:val="28"/>
+          <w:szCs w:val="28"/>
+        </w:rPr>
+      </w:pPr>
+    </w:p>
+    <w:p>
+      <w:pPr>
+        <w:rPr>
+          <w:color w:val="000000" w:themeColor="text1"/>
+          <w:sz w:val="28"/>
+          <w:szCs w:val="28"/>
+        </w:rPr>
+      </w:pPr>
     </w:p>
     <w:p>
       <w:pPr>
         <w:ind w:left="360"/>
         <w:rPr>
-          <w:color w:val="000000" w:themeColor="text1"/>
-          <w:sz w:val="28"/>
-          <w:szCs w:val="28"/>
-        </w:rPr>
-      </w:pPr>
-    </w:p>
-    <w:p>
-      <w:pPr>
+          <w:b/>
+          <w:bCs/>
+          <w:color w:val="000000" w:themeColor="text1"/>
+          <w:sz w:val="28"/>
+          <w:szCs w:val="28"/>
+        </w:rPr>
+      </w:pPr>
+      <w:r>
+        <w:rPr>
+          <w:b/>
+          <w:bCs/>
+          <w:color w:val="000000" w:themeColor="text1"/>
+          <w:sz w:val="28"/>
+          <w:szCs w:val="28"/>
+        </w:rPr>
+        <w:t>Security Risks</w:t>
+      </w:r>
+    </w:p>
+    <w:p>
+      <w:pPr>
+        <w:ind w:left="360"/>
+        <w:rPr>
+          <w:color w:val="000000" w:themeColor="text1"/>
+          <w:sz w:val="28"/>
+          <w:szCs w:val="28"/>
+        </w:rPr>
+      </w:pPr>
+      <w:r>
+        <w:rPr>
+          <w:color w:val="000000" w:themeColor="text1"/>
+          <w:sz w:val="28"/>
+          <w:szCs w:val="28"/>
+        </w:rPr>
+        <w:t>Even though data isn’t shared, attacks are still possible:</w:t>
+      </w:r>
+    </w:p>
+    <w:p>
+      <w:pPr>
+        <w:ind w:left="360"/>
+        <w:rPr>
+          <w:b/>
+          <w:bCs/>
+          <w:color w:val="000000" w:themeColor="text1"/>
+          <w:sz w:val="28"/>
+          <w:szCs w:val="28"/>
+        </w:rPr>
+      </w:pPr>
+      <w:r>
+        <w:rPr>
+          <w:b/>
+          <w:bCs/>
+          <w:color w:val="000000" w:themeColor="text1"/>
+          <w:sz w:val="28"/>
+          <w:szCs w:val="28"/>
+        </w:rPr>
+        <w:t>1. Gradient Leakage</w:t>
+      </w:r>
+    </w:p>
+    <w:p>
+      <w:pPr>
+        <w:ind w:left="360"/>
+        <w:rPr>
+          <w:color w:val="000000" w:themeColor="text1"/>
+          <w:sz w:val="28"/>
+          <w:szCs w:val="28"/>
+        </w:rPr>
+      </w:pPr>
+      <w:r>
+        <w:rPr>
+          <w:color w:val="000000" w:themeColor="text1"/>
+          <w:sz w:val="28"/>
+          <w:szCs w:val="28"/>
+        </w:rPr>
+        <w:t>Attackers may reconstruct data from gradients.</w:t>
+      </w:r>
+    </w:p>
+    <w:p>
+      <w:pPr>
+        <w:ind w:left="360"/>
+        <w:rPr>
+          <w:b/>
+          <w:bCs/>
+          <w:color w:val="000000" w:themeColor="text1"/>
+          <w:sz w:val="28"/>
+          <w:szCs w:val="28"/>
+        </w:rPr>
+      </w:pPr>
+      <w:r>
+        <w:rPr>
+          <w:b/>
+          <w:bCs/>
+          <w:color w:val="000000" w:themeColor="text1"/>
+          <w:sz w:val="28"/>
+          <w:szCs w:val="28"/>
+        </w:rPr>
+        <w:t>2. Poisoning Attacks</w:t>
+      </w:r>
+    </w:p>
+    <w:p>
+      <w:pPr>
+        <w:ind w:left="360"/>
+        <w:rPr>
+          <w:color w:val="000000" w:themeColor="text1"/>
+          <w:sz w:val="28"/>
+          <w:szCs w:val="28"/>
+        </w:rPr>
+      </w:pPr>
+      <w:r>
+        <w:rPr>
+          <w:color w:val="000000" w:themeColor="text1"/>
+          <w:sz w:val="28"/>
+          <w:szCs w:val="28"/>
+        </w:rPr>
+        <w:t>Malicious clients send fake updates to corrupt the model.</w:t>
+      </w:r>
+    </w:p>
+    <w:p>
+      <w:pPr>
+        <w:ind w:left="360"/>
+        <w:rPr>
+          <w:b/>
+          <w:bCs/>
+          <w:color w:val="000000" w:themeColor="text1"/>
+          <w:sz w:val="28"/>
+          <w:szCs w:val="28"/>
+        </w:rPr>
+      </w:pPr>
+      <w:r>
+        <w:rPr>
+          <w:b/>
+          <w:bCs/>
+          <w:color w:val="000000" w:themeColor="text1"/>
+          <w:sz w:val="28"/>
+          <w:szCs w:val="28"/>
+        </w:rPr>
+        <w:t>3. Inference Attacks</w:t>
+      </w:r>
+    </w:p>
+    <w:p>
+      <w:pPr>
+        <w:ind w:left="360"/>
+        <w:rPr>
+          <w:color w:val="000000" w:themeColor="text1"/>
+          <w:sz w:val="28"/>
+          <w:szCs w:val="28"/>
+        </w:rPr>
+      </w:pPr>
+      <w:r>
+        <w:rPr>
+          <w:color w:val="000000" w:themeColor="text1"/>
+          <w:sz w:val="28"/>
+          <w:szCs w:val="28"/>
+        </w:rPr>
+        <w:t>Infer whether a data point was part of training.</w:t>
+      </w:r>
+    </w:p>
+    <w:p>
+      <w:pPr>
+        <w:ind w:left="360"/>
+        <w:rPr>
+          <w:color w:val="000000" w:themeColor="text1"/>
+          <w:sz w:val="28"/>
+          <w:szCs w:val="28"/>
+        </w:rPr>
+      </w:pPr>
+    </w:p>
+    <w:p>
+      <w:pPr>
+        <w:ind w:left="360"/>
+        <w:rPr>
+          <w:b/>
+          <w:bCs/>
+          <w:color w:val="4472C4" w:themeColor="accent1"/>
+          <w:sz w:val="36"/>
+          <w:szCs w:val="36"/>
+        </w:rPr>
+      </w:pPr>
+      <w:r>
+        <w:rPr>
+          <w:b/>
+          <w:bCs/>
+          <w:color w:val="4472C4" w:themeColor="accent1"/>
+          <w:sz w:val="36"/>
+          <w:szCs w:val="36"/>
+        </w:rPr>
+        <w:t>Advantages of Federated Learning</w:t>
+      </w:r>
+    </w:p>
+    <w:p>
+      <w:pPr>
+        <w:ind w:left="720"/>
+        <w:rPr>
+          <w:b/>
+          <w:bCs/>
+          <w:color w:val="000000" w:themeColor="text1"/>
+          <w:sz w:val="28"/>
+          <w:szCs w:val="28"/>
+        </w:rPr>
+      </w:pPr>
+      <w:r>
+        <w:rPr>
+          <w:b/>
+          <w:bCs/>
+          <w:color w:val="000000" w:themeColor="text1"/>
+          <w:sz w:val="28"/>
+          <w:szCs w:val="28"/>
+        </w:rPr>
+        <w:t xml:space="preserve">Reduced Power Usage: </w:t>
+      </w:r>
+      <w:r>
+        <w:rPr>
+          <w:color w:val="000000" w:themeColor="text1"/>
+          <w:sz w:val="28"/>
+          <w:szCs w:val="28"/>
+        </w:rPr>
+        <w:t>Reduced data size means reduced computation time and hence less power usage.</w:t>
+      </w:r>
+    </w:p>
+    <w:p>
+      <w:pPr>
+        <w:ind w:left="720"/>
+        <w:rPr>
+          <w:b/>
+          <w:bCs/>
+          <w:color w:val="000000" w:themeColor="text1"/>
+          <w:sz w:val="28"/>
+          <w:szCs w:val="28"/>
+        </w:rPr>
+      </w:pPr>
+      <w:r>
+        <w:rPr>
+          <w:b/>
+          <w:bCs/>
+          <w:color w:val="000000" w:themeColor="text1"/>
+          <w:sz w:val="28"/>
+          <w:szCs w:val="28"/>
+        </w:rPr>
+        <w:lastRenderedPageBreak/>
+        <w:t xml:space="preserve">Guarantees Privacy: </w:t>
+      </w:r>
+      <w:r>
+        <w:rPr>
+          <w:color w:val="000000" w:themeColor="text1"/>
+          <w:sz w:val="28"/>
+          <w:szCs w:val="28"/>
+        </w:rPr>
+        <w:t>Data stays on the device, maintaining privacy without loss of training.</w:t>
+      </w:r>
+    </w:p>
+    <w:p>
+      <w:pPr>
+        <w:ind w:left="720"/>
+        <w:rPr>
+          <w:b/>
+          <w:bCs/>
+          <w:color w:val="000000" w:themeColor="text1"/>
+          <w:sz w:val="28"/>
+          <w:szCs w:val="28"/>
+        </w:rPr>
+      </w:pPr>
+      <w:r>
+        <w:rPr>
+          <w:b/>
+          <w:bCs/>
+          <w:color w:val="000000" w:themeColor="text1"/>
+          <w:sz w:val="28"/>
+          <w:szCs w:val="28"/>
+        </w:rPr>
+        <w:t xml:space="preserve">No Device Performance Impact: </w:t>
+      </w:r>
+      <w:r>
+        <w:rPr>
+          <w:color w:val="000000" w:themeColor="text1"/>
+          <w:sz w:val="28"/>
+          <w:szCs w:val="28"/>
+        </w:rPr>
+        <w:t>Training is done only when the device is in idle or charging state, hence no impact on performance.</w:t>
+      </w:r>
+    </w:p>
+    <w:p>
+      <w:pPr>
+        <w:ind w:left="720"/>
+        <w:rPr>
+          <w:b/>
+          <w:bCs/>
+          <w:color w:val="000000" w:themeColor="text1"/>
+          <w:sz w:val="28"/>
+          <w:szCs w:val="28"/>
+        </w:rPr>
+      </w:pPr>
+      <w:r>
+        <w:rPr>
+          <w:b/>
+          <w:bCs/>
+          <w:color w:val="000000" w:themeColor="text1"/>
+          <w:sz w:val="28"/>
+          <w:szCs w:val="28"/>
+        </w:rPr>
+        <w:t xml:space="preserve">Scalability: </w:t>
+      </w:r>
+      <w:r>
+        <w:rPr>
+          <w:color w:val="000000" w:themeColor="text1"/>
+          <w:sz w:val="28"/>
+          <w:szCs w:val="28"/>
+        </w:rPr>
+        <w:t>Scales with big, distributed datasets across multiple devices.</w:t>
+      </w:r>
+    </w:p>
+    <w:p>
+      <w:pPr>
+        <w:ind w:left="720"/>
+        <w:rPr>
+          <w:b/>
+          <w:bCs/>
+          <w:color w:val="000000" w:themeColor="text1"/>
+          <w:sz w:val="28"/>
+          <w:szCs w:val="28"/>
+        </w:rPr>
+      </w:pPr>
+      <w:r>
+        <w:rPr>
+          <w:b/>
+          <w:bCs/>
+          <w:color w:val="000000" w:themeColor="text1"/>
+          <w:sz w:val="28"/>
+          <w:szCs w:val="28"/>
+        </w:rPr>
+        <w:t xml:space="preserve">Better Model Performance: </w:t>
+      </w:r>
+      <w:r>
+        <w:rPr>
+          <w:color w:val="000000" w:themeColor="text1"/>
+          <w:sz w:val="28"/>
+          <w:szCs w:val="28"/>
+        </w:rPr>
+        <w:t>Uses heterogeneous data from various devices to improve model accuracy.</w:t>
+      </w:r>
+    </w:p>
+    <w:p>
+      <w:pPr>
+        <w:ind w:left="720"/>
+        <w:rPr>
+          <w:color w:val="000000" w:themeColor="text1"/>
+          <w:sz w:val="28"/>
+          <w:szCs w:val="28"/>
+        </w:rPr>
+      </w:pPr>
+      <w:r>
+        <w:rPr>
+          <w:b/>
+          <w:bCs/>
+          <w:color w:val="000000" w:themeColor="text1"/>
+          <w:sz w:val="28"/>
+          <w:szCs w:val="28"/>
+        </w:rPr>
+        <w:t xml:space="preserve">Real-time Updates: </w:t>
+      </w:r>
+      <w:r>
+        <w:rPr>
+          <w:color w:val="000000" w:themeColor="text1"/>
+          <w:sz w:val="28"/>
+          <w:szCs w:val="28"/>
+        </w:rPr>
+        <w:t>Allows real-time model updates on each device.</w:t>
+      </w:r>
+    </w:p>
+    <w:p>
+      <w:pPr>
+        <w:ind w:left="360"/>
+        <w:rPr>
+          <w:b/>
+          <w:bCs/>
+          <w:color w:val="4472C4" w:themeColor="accent1"/>
+          <w:sz w:val="36"/>
+          <w:szCs w:val="36"/>
+        </w:rPr>
+      </w:pPr>
+      <w:r>
+        <w:rPr>
+          <w:b/>
+          <w:bCs/>
+          <w:color w:val="4472C4" w:themeColor="accent1"/>
+          <w:sz w:val="36"/>
+          <w:szCs w:val="36"/>
+        </w:rPr>
+        <w:t>Disadvantages of Federated Learning</w:t>
+      </w:r>
+    </w:p>
+    <w:p>
+      <w:pPr>
+        <w:ind w:left="720"/>
+        <w:rPr>
+          <w:b/>
+          <w:bCs/>
+          <w:color w:val="000000" w:themeColor="text1"/>
+          <w:sz w:val="28"/>
+          <w:szCs w:val="28"/>
+        </w:rPr>
+      </w:pPr>
+      <w:r>
+        <w:rPr>
+          <w:b/>
+          <w:bCs/>
+          <w:color w:val="000000" w:themeColor="text1"/>
+          <w:sz w:val="28"/>
+          <w:szCs w:val="28"/>
+        </w:rPr>
+        <w:t>Network Latency:</w:t>
+      </w:r>
+      <w:r>
+        <w:rPr>
+          <w:color w:val="000000" w:themeColor="text1"/>
+          <w:sz w:val="28"/>
+          <w:szCs w:val="28"/>
+        </w:rPr>
+        <w:t xml:space="preserve"> The communication between the devices and the central server can be a bottleneck and may add latency to the training process.</w:t>
+      </w:r>
+    </w:p>
+    <w:p>
+      <w:pPr>
+        <w:ind w:left="720"/>
+        <w:rPr>
+          <w:b/>
+          <w:bCs/>
+          <w:color w:val="000000" w:themeColor="text1"/>
+          <w:sz w:val="28"/>
+          <w:szCs w:val="28"/>
+        </w:rPr>
+      </w:pPr>
+      <w:r>
+        <w:rPr>
+          <w:b/>
+          <w:bCs/>
+          <w:color w:val="000000" w:themeColor="text1"/>
+          <w:sz w:val="28"/>
+          <w:szCs w:val="28"/>
+        </w:rPr>
+        <w:t xml:space="preserve">Heterogeneous devices: </w:t>
+      </w:r>
+      <w:r>
+        <w:rPr>
+          <w:color w:val="000000" w:themeColor="text1"/>
+          <w:sz w:val="28"/>
+          <w:szCs w:val="28"/>
+        </w:rPr>
+        <w:t>The devices can be heterogeneous in terms of hardware and software, which can make it difficult to ensure the compatibility and consistency of the models.</w:t>
+      </w:r>
+    </w:p>
+    <w:p>
+      <w:pPr>
+        <w:ind w:left="720"/>
+        <w:rPr>
+          <w:color w:val="000000" w:themeColor="text1"/>
+          <w:sz w:val="28"/>
+          <w:szCs w:val="28"/>
+        </w:rPr>
+      </w:pPr>
+      <w:r>
+        <w:rPr>
+          <w:b/>
+          <w:bCs/>
+          <w:color w:val="000000" w:themeColor="text1"/>
+          <w:sz w:val="28"/>
+          <w:szCs w:val="28"/>
+        </w:rPr>
+        <w:t xml:space="preserve">Data Quality: </w:t>
+      </w:r>
+      <w:r>
+        <w:rPr>
+          <w:color w:val="000000" w:themeColor="text1"/>
+          <w:sz w:val="28"/>
+          <w:szCs w:val="28"/>
+        </w:rPr>
+        <w:t>The quality of data can vary across the devices, which can lead to poor model performance.</w:t>
+      </w:r>
+    </w:p>
+    <w:p>
+      <w:pPr>
+        <w:ind w:left="720"/>
+        <w:rPr>
+          <w:b/>
+          <w:bCs/>
+          <w:color w:val="000000" w:themeColor="text1"/>
+          <w:sz w:val="28"/>
+          <w:szCs w:val="28"/>
+        </w:rPr>
+      </w:pPr>
+    </w:p>
+    <w:p>
+      <w:pPr>
+        <w:ind w:left="720"/>
+        <w:rPr>
+          <w:b/>
+          <w:bCs/>
+          <w:color w:val="000000" w:themeColor="text1"/>
+          <w:sz w:val="28"/>
+          <w:szCs w:val="28"/>
+        </w:rPr>
+      </w:pPr>
+    </w:p>
+    <w:p>
+      <w:pPr>
+        <w:ind w:left="720"/>
+        <w:rPr>
+          <w:b/>
+          <w:bCs/>
+          <w:color w:val="000000" w:themeColor="text1"/>
+          <w:sz w:val="28"/>
+          <w:szCs w:val="28"/>
+        </w:rPr>
+      </w:pPr>
+    </w:p>
+    <w:p>
+      <w:pPr>
+        <w:ind w:left="720"/>
+        <w:rPr>
+          <w:b/>
+          <w:bCs/>
+          <w:color w:val="000000" w:themeColor="text1"/>
+          <w:sz w:val="28"/>
+          <w:szCs w:val="28"/>
+        </w:rPr>
+      </w:pPr>
+    </w:p>
+    <w:p>
+      <w:pPr>
+        <w:ind w:left="720"/>
+        <w:rPr>
+          <w:b/>
+          <w:bCs/>
+          <w:color w:val="000000" w:themeColor="text1"/>
+          <w:sz w:val="28"/>
+          <w:szCs w:val="28"/>
+        </w:rPr>
+      </w:pPr>
+    </w:p>
+    <w:p>
+      <w:pPr>
+        <w:ind w:left="720"/>
+        <w:rPr>
+          <w:b/>
+          <w:bCs/>
+          <w:color w:val="000000" w:themeColor="text1"/>
+          <w:sz w:val="28"/>
+          <w:szCs w:val="28"/>
+        </w:rPr>
+      </w:pPr>
+    </w:p>
+    <w:p>
+      <w:pPr>
+        <w:ind w:left="720"/>
+        <w:rPr>
+          <w:b/>
+          <w:bCs/>
+          <w:color w:val="000000" w:themeColor="text1"/>
+          <w:sz w:val="28"/>
+          <w:szCs w:val="28"/>
+        </w:rPr>
+      </w:pPr>
+    </w:p>
+    <w:p>
+      <w:pPr>
+        <w:ind w:left="720"/>
+        <w:rPr>
+          <w:b/>
+          <w:bCs/>
+          <w:color w:val="000000" w:themeColor="text1"/>
+          <w:sz w:val="28"/>
+          <w:szCs w:val="28"/>
+        </w:rPr>
+      </w:pPr>
+    </w:p>
+    <w:p>
+      <w:pPr>
+        <w:ind w:left="720"/>
+        <w:rPr>
+          <w:b/>
+          <w:bCs/>
+          <w:color w:val="000000" w:themeColor="text1"/>
+          <w:sz w:val="28"/>
+          <w:szCs w:val="28"/>
+        </w:rPr>
+      </w:pPr>
+    </w:p>
+    <w:p>
+      <w:pPr>
+        <w:ind w:left="720"/>
+        <w:rPr>
+          <w:b/>
+          <w:bCs/>
+          <w:color w:val="000000" w:themeColor="text1"/>
+          <w:sz w:val="28"/>
+          <w:szCs w:val="28"/>
+        </w:rPr>
+      </w:pPr>
+    </w:p>
+    <w:p>
+      <w:pPr>
+        <w:ind w:left="720"/>
+        <w:rPr>
+          <w:b/>
+          <w:bCs/>
+          <w:color w:val="000000" w:themeColor="text1"/>
+          <w:sz w:val="28"/>
+          <w:szCs w:val="28"/>
+        </w:rPr>
+      </w:pPr>
+    </w:p>
+    <w:p>
+      <w:pPr>
+        <w:rPr>
+          <w:b/>
+          <w:bCs/>
+          <w:color w:val="000000" w:themeColor="text1"/>
+          <w:sz w:val="28"/>
+          <w:szCs w:val="28"/>
+        </w:rPr>
+      </w:pPr>
+      <w:r>
         <w:rPr>
           <w:b/>
           <w:bCs/>
@@ -5427,191 +6136,6 @@
           <w:sz w:val="36"/>
           <w:szCs w:val="36"/>
         </w:rPr>
-      </w:pPr>
-    </w:p>
-    <w:p>
-      <w:pPr>
-        <w:rPr>
-          <w:b/>
-          <w:bCs/>
-          <w:color w:val="0070C0"/>
-          <w:sz w:val="36"/>
-          <w:szCs w:val="36"/>
-        </w:rPr>
-      </w:pPr>
-    </w:p>
-    <w:p>
-      <w:pPr>
-        <w:rPr>
-          <w:b/>
-          <w:bCs/>
-          <w:color w:val="0070C0"/>
-          <w:sz w:val="36"/>
-          <w:szCs w:val="36"/>
-        </w:rPr>
-      </w:pPr>
-    </w:p>
-    <w:p>
-      <w:pPr>
-        <w:rPr>
-          <w:b/>
-          <w:bCs/>
-          <w:color w:val="0070C0"/>
-          <w:sz w:val="36"/>
-          <w:szCs w:val="36"/>
-        </w:rPr>
-      </w:pPr>
-    </w:p>
-    <w:p>
-      <w:pPr>
-        <w:rPr>
-          <w:b/>
-          <w:bCs/>
-          <w:color w:val="0070C0"/>
-          <w:sz w:val="36"/>
-          <w:szCs w:val="36"/>
-        </w:rPr>
-      </w:pPr>
-    </w:p>
-    <w:p>
-      <w:pPr>
-        <w:rPr>
-          <w:b/>
-          <w:bCs/>
-          <w:color w:val="0070C0"/>
-          <w:sz w:val="36"/>
-          <w:szCs w:val="36"/>
-        </w:rPr>
-      </w:pPr>
-    </w:p>
-    <w:p>
-      <w:pPr>
-        <w:rPr>
-          <w:b/>
-          <w:bCs/>
-          <w:color w:val="0070C0"/>
-          <w:sz w:val="36"/>
-          <w:szCs w:val="36"/>
-        </w:rPr>
-      </w:pPr>
-    </w:p>
-    <w:p>
-      <w:pPr>
-        <w:rPr>
-          <w:b/>
-          <w:bCs/>
-          <w:color w:val="0070C0"/>
-          <w:sz w:val="36"/>
-          <w:szCs w:val="36"/>
-        </w:rPr>
-      </w:pPr>
-    </w:p>
-    <w:p>
-      <w:pPr>
-        <w:rPr>
-          <w:b/>
-          <w:bCs/>
-          <w:color w:val="0070C0"/>
-          <w:sz w:val="36"/>
-          <w:szCs w:val="36"/>
-        </w:rPr>
-      </w:pPr>
-    </w:p>
-    <w:p>
-      <w:pPr>
-        <w:rPr>
-          <w:b/>
-          <w:bCs/>
-          <w:color w:val="0070C0"/>
-          <w:sz w:val="36"/>
-          <w:szCs w:val="36"/>
-        </w:rPr>
-      </w:pPr>
-    </w:p>
-    <w:p>
-      <w:pPr>
-        <w:rPr>
-          <w:b/>
-          <w:bCs/>
-          <w:color w:val="0070C0"/>
-          <w:sz w:val="36"/>
-          <w:szCs w:val="36"/>
-        </w:rPr>
-      </w:pPr>
-    </w:p>
-    <w:p>
-      <w:pPr>
-        <w:rPr>
-          <w:b/>
-          <w:bCs/>
-          <w:color w:val="0070C0"/>
-          <w:sz w:val="36"/>
-          <w:szCs w:val="36"/>
-        </w:rPr>
-      </w:pPr>
-    </w:p>
-    <w:p>
-      <w:pPr>
-        <w:rPr>
-          <w:b/>
-          <w:bCs/>
-          <w:color w:val="0070C0"/>
-          <w:sz w:val="36"/>
-          <w:szCs w:val="36"/>
-        </w:rPr>
-      </w:pPr>
-    </w:p>
-    <w:p>
-      <w:pPr>
-        <w:rPr>
-          <w:b/>
-          <w:bCs/>
-          <w:color w:val="0070C0"/>
-          <w:sz w:val="36"/>
-          <w:szCs w:val="36"/>
-        </w:rPr>
-      </w:pPr>
-    </w:p>
-    <w:p>
-      <w:pPr>
-        <w:rPr>
-          <w:b/>
-          <w:bCs/>
-          <w:color w:val="0070C0"/>
-          <w:sz w:val="36"/>
-          <w:szCs w:val="36"/>
-        </w:rPr>
-      </w:pPr>
-    </w:p>
-    <w:p>
-      <w:pPr>
-        <w:rPr>
-          <w:b/>
-          <w:bCs/>
-          <w:color w:val="0070C0"/>
-          <w:sz w:val="36"/>
-          <w:szCs w:val="36"/>
-        </w:rPr>
-      </w:pPr>
-    </w:p>
-    <w:p>
-      <w:pPr>
-        <w:rPr>
-          <w:b/>
-          <w:bCs/>
-          <w:color w:val="0070C0"/>
-          <w:sz w:val="36"/>
-          <w:szCs w:val="36"/>
-        </w:rPr>
-      </w:pPr>
-      <w:r>
-        <w:rPr>
-          <w:b/>
-          <w:bCs/>
-          <w:color w:val="0070C0"/>
-          <w:sz w:val="36"/>
-          <w:szCs w:val="36"/>
-        </w:rPr>
         <w:lastRenderedPageBreak/>
         <w:t>References</w:t>
       </w:r>
@@ -5632,7 +6156,7 @@
         </w:rPr>
         <w:t xml:space="preserve">1. </w:t>
       </w:r>
-      <w:hyperlink r:id="rId12" w:history="1">
+      <w:hyperlink r:id="rId14" w:history="1">
         <w:r>
           <w:rPr>
             <w:rStyle w:val="Hyperlink"/>
@@ -5659,7 +6183,7 @@
         </w:rPr>
         <w:t xml:space="preserve">2. </w:t>
       </w:r>
-      <w:hyperlink r:id="rId13" w:history="1">
+      <w:hyperlink r:id="rId15" w:history="1">
         <w:r>
           <w:rPr>
             <w:rStyle w:val="Hyperlink"/>
@@ -5686,7 +6210,7 @@
         </w:rPr>
         <w:t xml:space="preserve">3. </w:t>
       </w:r>
-      <w:hyperlink r:id="rId14" w:history="1">
+      <w:hyperlink r:id="rId16" w:history="1">
         <w:r>
           <w:rPr>
             <w:rStyle w:val="Hyperlink"/>
@@ -5713,7 +6237,7 @@
         </w:rPr>
         <w:t xml:space="preserve">4. </w:t>
       </w:r>
-      <w:hyperlink r:id="rId15" w:history="1">
+      <w:hyperlink r:id="rId17" w:history="1">
         <w:r>
           <w:rPr>
             <w:rStyle w:val="Hyperlink"/>
@@ -5740,7 +6264,7 @@
         </w:rPr>
         <w:t xml:space="preserve">5. </w:t>
       </w:r>
-      <w:hyperlink r:id="rId16" w:history="1">
+      <w:hyperlink r:id="rId18" w:history="1">
         <w:r>
           <w:rPr>
             <w:rStyle w:val="Hyperlink"/>
@@ -5767,7 +6291,7 @@
         </w:rPr>
         <w:t xml:space="preserve">6. </w:t>
       </w:r>
-      <w:hyperlink r:id="rId17" w:history="1">
+      <w:hyperlink r:id="rId19" w:history="1">
         <w:r>
           <w:rPr>
             <w:rStyle w:val="Hyperlink"/>
@@ -5794,7 +6318,7 @@
         </w:rPr>
         <w:t xml:space="preserve">7. </w:t>
       </w:r>
-      <w:hyperlink r:id="rId18" w:history="1">
+      <w:hyperlink r:id="rId20" w:history="1">
         <w:r>
           <w:rPr>
             <w:rStyle w:val="Hyperlink"/>
@@ -5824,7 +6348,7 @@
       </w:pPr>
     </w:p>
     <w:sectPr>
-      <w:footerReference w:type="default" r:id="rId19"/>
+      <w:footerReference w:type="default" r:id="rId21"/>
       <w:pgSz w:w="11906" w:h="16838"/>
       <w:pgMar w:top="1440" w:right="1440" w:bottom="1440" w:left="1440" w:header="708" w:footer="708" w:gutter="0"/>
       <w:cols w:space="708"/>
@@ -7728,6 +8252,155 @@
     </w:lvl>
   </w:abstractNum>
   <w:abstractNum w:abstractNumId="12" w15:restartNumberingAfterBreak="0">
+    <w:nsid w:val="34FB4A95"/>
+    <w:multiLevelType w:val="multilevel"/>
+    <w:tmpl w:val="014CF9FC"/>
+    <w:lvl w:ilvl="0">
+      <w:start w:val="1"/>
+      <w:numFmt w:val="bullet"/>
+      <w:lvlText w:val=""/>
+      <w:lvlJc w:val="left"/>
+      <w:pPr>
+        <w:tabs>
+          <w:tab w:val="num" w:pos="720"/>
+        </w:tabs>
+        <w:ind w:left="720" w:hanging="360"/>
+      </w:pPr>
+      <w:rPr>
+        <w:rFonts w:ascii="Symbol" w:hAnsi="Symbol" w:hint="default"/>
+        <w:sz w:val="20"/>
+      </w:rPr>
+    </w:lvl>
+    <w:lvl w:ilvl="1" w:tentative="1">
+      <w:start w:val="1"/>
+      <w:numFmt w:val="bullet"/>
+      <w:lvlText w:val="o"/>
+      <w:lvlJc w:val="left"/>
+      <w:pPr>
+        <w:tabs>
+          <w:tab w:val="num" w:pos="1440"/>
+        </w:tabs>
+        <w:ind w:left="1440" w:hanging="360"/>
+      </w:pPr>
+      <w:rPr>
+        <w:rFonts w:ascii="Courier New" w:hAnsi="Courier New" w:hint="default"/>
+        <w:sz w:val="20"/>
+      </w:rPr>
+    </w:lvl>
+    <w:lvl w:ilvl="2" w:tentative="1">
+      <w:start w:val="1"/>
+      <w:numFmt w:val="bullet"/>
+      <w:lvlText w:val=""/>
+      <w:lvlJc w:val="left"/>
+      <w:pPr>
+        <w:tabs>
+          <w:tab w:val="num" w:pos="2160"/>
+        </w:tabs>
+        <w:ind w:left="2160" w:hanging="360"/>
+      </w:pPr>
+      <w:rPr>
+        <w:rFonts w:ascii="Wingdings" w:hAnsi="Wingdings" w:hint="default"/>
+        <w:sz w:val="20"/>
+      </w:rPr>
+    </w:lvl>
+    <w:lvl w:ilvl="3" w:tentative="1">
+      <w:start w:val="1"/>
+      <w:numFmt w:val="bullet"/>
+      <w:lvlText w:val=""/>
+      <w:lvlJc w:val="left"/>
+      <w:pPr>
+        <w:tabs>
+          <w:tab w:val="num" w:pos="2880"/>
+        </w:tabs>
+        <w:ind w:left="2880" w:hanging="360"/>
+      </w:pPr>
+      <w:rPr>
+        <w:rFonts w:ascii="Wingdings" w:hAnsi="Wingdings" w:hint="default"/>
+        <w:sz w:val="20"/>
+      </w:rPr>
+    </w:lvl>
+    <w:lvl w:ilvl="4" w:tentative="1">
+      <w:start w:val="1"/>
+      <w:numFmt w:val="bullet"/>
+      <w:lvlText w:val=""/>
+      <w:lvlJc w:val="left"/>
+      <w:pPr>
+        <w:tabs>
+          <w:tab w:val="num" w:pos="3600"/>
+        </w:tabs>
+        <w:ind w:left="3600" w:hanging="360"/>
+      </w:pPr>
+      <w:rPr>
+        <w:rFonts w:ascii="Wingdings" w:hAnsi="Wingdings" w:hint="default"/>
+        <w:sz w:val="20"/>
+      </w:rPr>
+    </w:lvl>
+    <w:lvl w:ilvl="5" w:tentative="1">
+      <w:start w:val="1"/>
+      <w:numFmt w:val="bullet"/>
+      <w:lvlText w:val=""/>
+      <w:lvlJc w:val="left"/>
+      <w:pPr>
+        <w:tabs>
+          <w:tab w:val="num" w:pos="4320"/>
+        </w:tabs>
+        <w:ind w:left="4320" w:hanging="360"/>
+      </w:pPr>
+      <w:rPr>
+        <w:rFonts w:ascii="Wingdings" w:hAnsi="Wingdings" w:hint="default"/>
+        <w:sz w:val="20"/>
+      </w:rPr>
+    </w:lvl>
+    <w:lvl w:ilvl="6" w:tentative="1">
+      <w:start w:val="1"/>
+      <w:numFmt w:val="bullet"/>
+      <w:lvlText w:val=""/>
+      <w:lvlJc w:val="left"/>
+      <w:pPr>
+        <w:tabs>
+          <w:tab w:val="num" w:pos="5040"/>
+        </w:tabs>
+        <w:ind w:left="5040" w:hanging="360"/>
+      </w:pPr>
+      <w:rPr>
+        <w:rFonts w:ascii="Wingdings" w:hAnsi="Wingdings" w:hint="default"/>
+        <w:sz w:val="20"/>
+      </w:rPr>
+    </w:lvl>
+    <w:lvl w:ilvl="7" w:tentative="1">
+      <w:start w:val="1"/>
+      <w:numFmt w:val="bullet"/>
+      <w:lvlText w:val=""/>
+      <w:lvlJc w:val="left"/>
+      <w:pPr>
+        <w:tabs>
+          <w:tab w:val="num" w:pos="5760"/>
+        </w:tabs>
+        <w:ind w:left="5760" w:hanging="360"/>
+      </w:pPr>
+      <w:rPr>
+        <w:rFonts w:ascii="Wingdings" w:hAnsi="Wingdings" w:hint="default"/>
+        <w:sz w:val="20"/>
+      </w:rPr>
+    </w:lvl>
+    <w:lvl w:ilvl="8" w:tentative="1">
+      <w:start w:val="1"/>
+      <w:numFmt w:val="bullet"/>
+      <w:lvlText w:val=""/>
+      <w:lvlJc w:val="left"/>
+      <w:pPr>
+        <w:tabs>
+          <w:tab w:val="num" w:pos="6480"/>
+        </w:tabs>
+        <w:ind w:left="6480" w:hanging="360"/>
+      </w:pPr>
+      <w:rPr>
+        <w:rFonts w:ascii="Wingdings" w:hAnsi="Wingdings" w:hint="default"/>
+        <w:sz w:val="20"/>
+      </w:rPr>
+    </w:lvl>
+  </w:abstractNum>
+  <w:abstractNum w:abstractNumId="13" w15:restartNumberingAfterBreak="0">
     <w:nsid w:val="3B184D83"/>
     <w:multiLevelType w:val="multilevel"/>
     <w:tmpl w:val="AB3E0F7E"/>
@@ -7876,7 +8549,7 @@
       </w:rPr>
     </w:lvl>
   </w:abstractNum>
-  <w:abstractNum w:abstractNumId="13" w15:restartNumberingAfterBreak="0">
+  <w:abstractNum w:abstractNumId="14" w15:restartNumberingAfterBreak="0">
     <w:nsid w:val="3FE564BC"/>
     <w:multiLevelType w:val="multilevel"/>
     <w:tmpl w:val="8F40F5A0"/>
@@ -8025,7 +8698,7 @@
       </w:rPr>
     </w:lvl>
   </w:abstractNum>
-  <w:abstractNum w:abstractNumId="14" w15:restartNumberingAfterBreak="0">
+  <w:abstractNum w:abstractNumId="15" w15:restartNumberingAfterBreak="0">
     <w:nsid w:val="40345E19"/>
     <w:multiLevelType w:val="multilevel"/>
     <w:tmpl w:val="501E0AA6"/>
@@ -8174,7 +8847,156 @@
       </w:rPr>
     </w:lvl>
   </w:abstractNum>
-  <w:abstractNum w:abstractNumId="15" w15:restartNumberingAfterBreak="0">
+  <w:abstractNum w:abstractNumId="16" w15:restartNumberingAfterBreak="0">
+    <w:nsid w:val="433E700D"/>
+    <w:multiLevelType w:val="multilevel"/>
+    <w:tmpl w:val="E08E415C"/>
+    <w:lvl w:ilvl="0">
+      <w:start w:val="1"/>
+      <w:numFmt w:val="bullet"/>
+      <w:lvlText w:val=""/>
+      <w:lvlJc w:val="left"/>
+      <w:pPr>
+        <w:tabs>
+          <w:tab w:val="num" w:pos="720"/>
+        </w:tabs>
+        <w:ind w:left="720" w:hanging="360"/>
+      </w:pPr>
+      <w:rPr>
+        <w:rFonts w:ascii="Symbol" w:hAnsi="Symbol" w:hint="default"/>
+        <w:sz w:val="20"/>
+      </w:rPr>
+    </w:lvl>
+    <w:lvl w:ilvl="1" w:tentative="1">
+      <w:start w:val="1"/>
+      <w:numFmt w:val="bullet"/>
+      <w:lvlText w:val="o"/>
+      <w:lvlJc w:val="left"/>
+      <w:pPr>
+        <w:tabs>
+          <w:tab w:val="num" w:pos="1440"/>
+        </w:tabs>
+        <w:ind w:left="1440" w:hanging="360"/>
+      </w:pPr>
+      <w:rPr>
+        <w:rFonts w:ascii="Courier New" w:hAnsi="Courier New" w:hint="default"/>
+        <w:sz w:val="20"/>
+      </w:rPr>
+    </w:lvl>
+    <w:lvl w:ilvl="2" w:tentative="1">
+      <w:start w:val="1"/>
+      <w:numFmt w:val="bullet"/>
+      <w:lvlText w:val=""/>
+      <w:lvlJc w:val="left"/>
+      <w:pPr>
+        <w:tabs>
+          <w:tab w:val="num" w:pos="2160"/>
+        </w:tabs>
+        <w:ind w:left="2160" w:hanging="360"/>
+      </w:pPr>
+      <w:rPr>
+        <w:rFonts w:ascii="Wingdings" w:hAnsi="Wingdings" w:hint="default"/>
+        <w:sz w:val="20"/>
+      </w:rPr>
+    </w:lvl>
+    <w:lvl w:ilvl="3" w:tentative="1">
+      <w:start w:val="1"/>
+      <w:numFmt w:val="bullet"/>
+      <w:lvlText w:val=""/>
+      <w:lvlJc w:val="left"/>
+      <w:pPr>
+        <w:tabs>
+          <w:tab w:val="num" w:pos="2880"/>
+        </w:tabs>
+        <w:ind w:left="2880" w:hanging="360"/>
+      </w:pPr>
+      <w:rPr>
+        <w:rFonts w:ascii="Wingdings" w:hAnsi="Wingdings" w:hint="default"/>
+        <w:sz w:val="20"/>
+      </w:rPr>
+    </w:lvl>
+    <w:lvl w:ilvl="4" w:tentative="1">
+      <w:start w:val="1"/>
+      <w:numFmt w:val="bullet"/>
+      <w:lvlText w:val=""/>
+      <w:lvlJc w:val="left"/>
+      <w:pPr>
+        <w:tabs>
+          <w:tab w:val="num" w:pos="3600"/>
+        </w:tabs>
+        <w:ind w:left="3600" w:hanging="360"/>
+      </w:pPr>
+      <w:rPr>
+        <w:rFonts w:ascii="Wingdings" w:hAnsi="Wingdings" w:hint="default"/>
+        <w:sz w:val="20"/>
+      </w:rPr>
+    </w:lvl>
+    <w:lvl w:ilvl="5" w:tentative="1">
+      <w:start w:val="1"/>
+      <w:numFmt w:val="bullet"/>
+      <w:lvlText w:val=""/>
+      <w:lvlJc w:val="left"/>
+      <w:pPr>
+        <w:tabs>
+          <w:tab w:val="num" w:pos="4320"/>
+        </w:tabs>
+        <w:ind w:left="4320" w:hanging="360"/>
+      </w:pPr>
+      <w:rPr>
+        <w:rFonts w:ascii="Wingdings" w:hAnsi="Wingdings" w:hint="default"/>
+        <w:sz w:val="20"/>
+      </w:rPr>
+    </w:lvl>
+    <w:lvl w:ilvl="6" w:tentative="1">
+      <w:start w:val="1"/>
+      <w:numFmt w:val="bullet"/>
+      <w:lvlText w:val=""/>
+      <w:lvlJc w:val="left"/>
+      <w:pPr>
+        <w:tabs>
+          <w:tab w:val="num" w:pos="5040"/>
+        </w:tabs>
+        <w:ind w:left="5040" w:hanging="360"/>
+      </w:pPr>
+      <w:rPr>
+        <w:rFonts w:ascii="Wingdings" w:hAnsi="Wingdings" w:hint="default"/>
+        <w:sz w:val="20"/>
+      </w:rPr>
+    </w:lvl>
+    <w:lvl w:ilvl="7" w:tentative="1">
+      <w:start w:val="1"/>
+      <w:numFmt w:val="bullet"/>
+      <w:lvlText w:val=""/>
+      <w:lvlJc w:val="left"/>
+      <w:pPr>
+        <w:tabs>
+          <w:tab w:val="num" w:pos="5760"/>
+        </w:tabs>
+        <w:ind w:left="5760" w:hanging="360"/>
+      </w:pPr>
+      <w:rPr>
+        <w:rFonts w:ascii="Wingdings" w:hAnsi="Wingdings" w:hint="default"/>
+        <w:sz w:val="20"/>
+      </w:rPr>
+    </w:lvl>
+    <w:lvl w:ilvl="8" w:tentative="1">
+      <w:start w:val="1"/>
+      <w:numFmt w:val="bullet"/>
+      <w:lvlText w:val=""/>
+      <w:lvlJc w:val="left"/>
+      <w:pPr>
+        <w:tabs>
+          <w:tab w:val="num" w:pos="6480"/>
+        </w:tabs>
+        <w:ind w:left="6480" w:hanging="360"/>
+      </w:pPr>
+      <w:rPr>
+        <w:rFonts w:ascii="Wingdings" w:hAnsi="Wingdings" w:hint="default"/>
+        <w:sz w:val="20"/>
+      </w:rPr>
+    </w:lvl>
+  </w:abstractNum>
+  <w:abstractNum w:abstractNumId="17" w15:restartNumberingAfterBreak="0">
     <w:nsid w:val="59736138"/>
     <w:multiLevelType w:val="multilevel"/>
     <w:tmpl w:val="EA86CB62"/>
@@ -8323,7 +9145,7 @@
       </w:rPr>
     </w:lvl>
   </w:abstractNum>
-  <w:abstractNum w:abstractNumId="16" w15:restartNumberingAfterBreak="0">
+  <w:abstractNum w:abstractNumId="18" w15:restartNumberingAfterBreak="0">
     <w:nsid w:val="5DC81CC0"/>
     <w:multiLevelType w:val="multilevel"/>
     <w:tmpl w:val="461AE330"/>
@@ -8440,7 +9262,7 @@
       </w:pPr>
     </w:lvl>
   </w:abstractNum>
-  <w:abstractNum w:abstractNumId="17" w15:restartNumberingAfterBreak="0">
+  <w:abstractNum w:abstractNumId="19" w15:restartNumberingAfterBreak="0">
     <w:nsid w:val="66E351CA"/>
     <w:multiLevelType w:val="multilevel"/>
     <w:tmpl w:val="DDC0C2B8"/>
@@ -8589,7 +9411,7 @@
       </w:rPr>
     </w:lvl>
   </w:abstractNum>
-  <w:abstractNum w:abstractNumId="18" w15:restartNumberingAfterBreak="0">
+  <w:abstractNum w:abstractNumId="20" w15:restartNumberingAfterBreak="0">
     <w:nsid w:val="66EA750F"/>
     <w:multiLevelType w:val="multilevel"/>
     <w:tmpl w:val="1DBC2E06"/>
@@ -8738,7 +9560,7 @@
       </w:rPr>
     </w:lvl>
   </w:abstractNum>
-  <w:abstractNum w:abstractNumId="19" w15:restartNumberingAfterBreak="0">
+  <w:abstractNum w:abstractNumId="21" w15:restartNumberingAfterBreak="0">
     <w:nsid w:val="696F0574"/>
     <w:multiLevelType w:val="multilevel"/>
     <w:tmpl w:val="D1F8A126"/>
@@ -8887,7 +9709,7 @@
       </w:rPr>
     </w:lvl>
   </w:abstractNum>
-  <w:abstractNum w:abstractNumId="20" w15:restartNumberingAfterBreak="0">
+  <w:abstractNum w:abstractNumId="22" w15:restartNumberingAfterBreak="0">
     <w:nsid w:val="69CA2F7A"/>
     <w:multiLevelType w:val="multilevel"/>
     <w:tmpl w:val="28244106"/>
@@ -9036,7 +9858,7 @@
       </w:rPr>
     </w:lvl>
   </w:abstractNum>
-  <w:abstractNum w:abstractNumId="21" w15:restartNumberingAfterBreak="0">
+  <w:abstractNum w:abstractNumId="23" w15:restartNumberingAfterBreak="0">
     <w:nsid w:val="6A3E2757"/>
     <w:multiLevelType w:val="multilevel"/>
     <w:tmpl w:val="CDA0F010"/>
@@ -9185,7 +10007,7 @@
       </w:rPr>
     </w:lvl>
   </w:abstractNum>
-  <w:abstractNum w:abstractNumId="22" w15:restartNumberingAfterBreak="0">
+  <w:abstractNum w:abstractNumId="24" w15:restartNumberingAfterBreak="0">
     <w:nsid w:val="6DA0545A"/>
     <w:multiLevelType w:val="multilevel"/>
     <w:tmpl w:val="8264A7F6"/>
@@ -9298,7 +10120,156 @@
       </w:pPr>
     </w:lvl>
   </w:abstractNum>
-  <w:abstractNum w:abstractNumId="23" w15:restartNumberingAfterBreak="0">
+  <w:abstractNum w:abstractNumId="25" w15:restartNumberingAfterBreak="0">
+    <w:nsid w:val="76D21F64"/>
+    <w:multiLevelType w:val="multilevel"/>
+    <w:tmpl w:val="F112DEE8"/>
+    <w:lvl w:ilvl="0">
+      <w:start w:val="1"/>
+      <w:numFmt w:val="bullet"/>
+      <w:lvlText w:val=""/>
+      <w:lvlJc w:val="left"/>
+      <w:pPr>
+        <w:tabs>
+          <w:tab w:val="num" w:pos="720"/>
+        </w:tabs>
+        <w:ind w:left="720" w:hanging="360"/>
+      </w:pPr>
+      <w:rPr>
+        <w:rFonts w:ascii="Symbol" w:hAnsi="Symbol" w:hint="default"/>
+        <w:sz w:val="20"/>
+      </w:rPr>
+    </w:lvl>
+    <w:lvl w:ilvl="1" w:tentative="1">
+      <w:start w:val="1"/>
+      <w:numFmt w:val="bullet"/>
+      <w:lvlText w:val="o"/>
+      <w:lvlJc w:val="left"/>
+      <w:pPr>
+        <w:tabs>
+          <w:tab w:val="num" w:pos="1440"/>
+        </w:tabs>
+        <w:ind w:left="1440" w:hanging="360"/>
+      </w:pPr>
+      <w:rPr>
+        <w:rFonts w:ascii="Courier New" w:hAnsi="Courier New" w:hint="default"/>
+        <w:sz w:val="20"/>
+      </w:rPr>
+    </w:lvl>
+    <w:lvl w:ilvl="2" w:tentative="1">
+      <w:start w:val="1"/>
+      <w:numFmt w:val="bullet"/>
+      <w:lvlText w:val=""/>
+      <w:lvlJc w:val="left"/>
+      <w:pPr>
+        <w:tabs>
+          <w:tab w:val="num" w:pos="2160"/>
+        </w:tabs>
+        <w:ind w:left="2160" w:hanging="360"/>
+      </w:pPr>
+      <w:rPr>
+        <w:rFonts w:ascii="Wingdings" w:hAnsi="Wingdings" w:hint="default"/>
+        <w:sz w:val="20"/>
+      </w:rPr>
+    </w:lvl>
+    <w:lvl w:ilvl="3" w:tentative="1">
+      <w:start w:val="1"/>
+      <w:numFmt w:val="bullet"/>
+      <w:lvlText w:val=""/>
+      <w:lvlJc w:val="left"/>
+      <w:pPr>
+        <w:tabs>
+          <w:tab w:val="num" w:pos="2880"/>
+        </w:tabs>
+        <w:ind w:left="2880" w:hanging="360"/>
+      </w:pPr>
+      <w:rPr>
+        <w:rFonts w:ascii="Wingdings" w:hAnsi="Wingdings" w:hint="default"/>
+        <w:sz w:val="20"/>
+      </w:rPr>
+    </w:lvl>
+    <w:lvl w:ilvl="4" w:tentative="1">
+      <w:start w:val="1"/>
+      <w:numFmt w:val="bullet"/>
+      <w:lvlText w:val=""/>
+      <w:lvlJc w:val="left"/>
+      <w:pPr>
+        <w:tabs>
+          <w:tab w:val="num" w:pos="3600"/>
+        </w:tabs>
+        <w:ind w:left="3600" w:hanging="360"/>
+      </w:pPr>
+      <w:rPr>
+        <w:rFonts w:ascii="Wingdings" w:hAnsi="Wingdings" w:hint="default"/>
+        <w:sz w:val="20"/>
+      </w:rPr>
+    </w:lvl>
+    <w:lvl w:ilvl="5" w:tentative="1">
+      <w:start w:val="1"/>
+      <w:numFmt w:val="bullet"/>
+      <w:lvlText w:val=""/>
+      <w:lvlJc w:val="left"/>
+      <w:pPr>
+        <w:tabs>
+          <w:tab w:val="num" w:pos="4320"/>
+        </w:tabs>
+        <w:ind w:left="4320" w:hanging="360"/>
+      </w:pPr>
+      <w:rPr>
+        <w:rFonts w:ascii="Wingdings" w:hAnsi="Wingdings" w:hint="default"/>
+        <w:sz w:val="20"/>
+      </w:rPr>
+    </w:lvl>
+    <w:lvl w:ilvl="6" w:tentative="1">
+      <w:start w:val="1"/>
+      <w:numFmt w:val="bullet"/>
+      <w:lvlText w:val=""/>
+      <w:lvlJc w:val="left"/>
+      <w:pPr>
+        <w:tabs>
+          <w:tab w:val="num" w:pos="5040"/>
+        </w:tabs>
+        <w:ind w:left="5040" w:hanging="360"/>
+      </w:pPr>
+      <w:rPr>
+        <w:rFonts w:ascii="Wingdings" w:hAnsi="Wingdings" w:hint="default"/>
+        <w:sz w:val="20"/>
+      </w:rPr>
+    </w:lvl>
+    <w:lvl w:ilvl="7" w:tentative="1">
+      <w:start w:val="1"/>
+      <w:numFmt w:val="bullet"/>
+      <w:lvlText w:val=""/>
+      <w:lvlJc w:val="left"/>
+      <w:pPr>
+        <w:tabs>
+          <w:tab w:val="num" w:pos="5760"/>
+        </w:tabs>
+        <w:ind w:left="5760" w:hanging="360"/>
+      </w:pPr>
+      <w:rPr>
+        <w:rFonts w:ascii="Wingdings" w:hAnsi="Wingdings" w:hint="default"/>
+        <w:sz w:val="20"/>
+      </w:rPr>
+    </w:lvl>
+    <w:lvl w:ilvl="8" w:tentative="1">
+      <w:start w:val="1"/>
+      <w:numFmt w:val="bullet"/>
+      <w:lvlText w:val=""/>
+      <w:lvlJc w:val="left"/>
+      <w:pPr>
+        <w:tabs>
+          <w:tab w:val="num" w:pos="6480"/>
+        </w:tabs>
+        <w:ind w:left="6480" w:hanging="360"/>
+      </w:pPr>
+      <w:rPr>
+        <w:rFonts w:ascii="Wingdings" w:hAnsi="Wingdings" w:hint="default"/>
+        <w:sz w:val="20"/>
+      </w:rPr>
+    </w:lvl>
+  </w:abstractNum>
+  <w:abstractNum w:abstractNumId="26" w15:restartNumberingAfterBreak="0">
     <w:nsid w:val="7A2118F1"/>
     <w:multiLevelType w:val="multilevel"/>
     <w:tmpl w:val="36B62E3E"/>
@@ -9448,13 +10419,13 @@
     </w:lvl>
   </w:abstractNum>
   <w:num w:numId="1" w16cid:durableId="2020233186">
-    <w:abstractNumId w:val="22"/>
+    <w:abstractNumId w:val="24"/>
   </w:num>
   <w:num w:numId="2" w16cid:durableId="1729574087">
-    <w:abstractNumId w:val="19"/>
+    <w:abstractNumId w:val="21"/>
   </w:num>
   <w:num w:numId="3" w16cid:durableId="2084525771">
-    <w:abstractNumId w:val="20"/>
+    <w:abstractNumId w:val="22"/>
   </w:num>
   <w:num w:numId="4" w16cid:durableId="289015860">
     <w:abstractNumId w:val="1"/>
@@ -9463,31 +10434,31 @@
     <w:abstractNumId w:val="3"/>
   </w:num>
   <w:num w:numId="6" w16cid:durableId="1722484793">
-    <w:abstractNumId w:val="14"/>
+    <w:abstractNumId w:val="15"/>
   </w:num>
   <w:num w:numId="7" w16cid:durableId="1325665035">
     <w:abstractNumId w:val="8"/>
   </w:num>
   <w:num w:numId="8" w16cid:durableId="492837091">
-    <w:abstractNumId w:val="16"/>
+    <w:abstractNumId w:val="18"/>
   </w:num>
   <w:num w:numId="9" w16cid:durableId="1302612665">
-    <w:abstractNumId w:val="13"/>
+    <w:abstractNumId w:val="14"/>
   </w:num>
   <w:num w:numId="10" w16cid:durableId="196504192">
-    <w:abstractNumId w:val="18"/>
+    <w:abstractNumId w:val="20"/>
   </w:num>
   <w:num w:numId="11" w16cid:durableId="872423837">
-    <w:abstractNumId w:val="23"/>
+    <w:abstractNumId w:val="26"/>
   </w:num>
   <w:num w:numId="12" w16cid:durableId="1228689438">
     <w:abstractNumId w:val="11"/>
   </w:num>
   <w:num w:numId="13" w16cid:durableId="1928615086">
-    <w:abstractNumId w:val="15"/>
+    <w:abstractNumId w:val="17"/>
   </w:num>
   <w:num w:numId="14" w16cid:durableId="1067067864">
-    <w:abstractNumId w:val="17"/>
+    <w:abstractNumId w:val="19"/>
   </w:num>
   <w:num w:numId="15" w16cid:durableId="1170943922">
     <w:abstractNumId w:val="0"/>
@@ -9499,13 +10470,13 @@
     <w:abstractNumId w:val="6"/>
   </w:num>
   <w:num w:numId="18" w16cid:durableId="1565675478">
-    <w:abstractNumId w:val="12"/>
+    <w:abstractNumId w:val="13"/>
   </w:num>
   <w:num w:numId="19" w16cid:durableId="1416592314">
     <w:abstractNumId w:val="7"/>
   </w:num>
   <w:num w:numId="20" w16cid:durableId="492378103">
-    <w:abstractNumId w:val="21"/>
+    <w:abstractNumId w:val="23"/>
   </w:num>
   <w:num w:numId="21" w16cid:durableId="1589655512">
     <w:abstractNumId w:val="5"/>
@@ -9518,6 +10489,90 @@
   </w:num>
   <w:num w:numId="24" w16cid:durableId="1349285590">
     <w:abstractNumId w:val="9"/>
+  </w:num>
+  <w:num w:numId="25" w16cid:durableId="1729261224">
+    <w:abstractNumId w:val="16"/>
+    <w:lvlOverride w:ilvl="0">
+      <w:startOverride w:val="1"/>
+    </w:lvlOverride>
+  </w:num>
+  <w:num w:numId="26" w16cid:durableId="378481194">
+    <w:abstractNumId w:val="16"/>
+    <w:lvlOverride w:ilvl="0">
+      <w:startOverride w:val="2"/>
+    </w:lvlOverride>
+  </w:num>
+  <w:num w:numId="27" w16cid:durableId="1648899451">
+    <w:abstractNumId w:val="16"/>
+    <w:lvlOverride w:ilvl="0">
+      <w:startOverride w:val="3"/>
+    </w:lvlOverride>
+  </w:num>
+  <w:num w:numId="28" w16cid:durableId="1253006071">
+    <w:abstractNumId w:val="16"/>
+    <w:lvlOverride w:ilvl="0">
+      <w:startOverride w:val="4"/>
+    </w:lvlOverride>
+  </w:num>
+  <w:num w:numId="29" w16cid:durableId="1801796903">
+    <w:abstractNumId w:val="16"/>
+    <w:lvlOverride w:ilvl="0">
+      <w:startOverride w:val="5"/>
+    </w:lvlOverride>
+  </w:num>
+  <w:num w:numId="30" w16cid:durableId="334655778">
+    <w:abstractNumId w:val="25"/>
+    <w:lvlOverride w:ilvl="0">
+      <w:startOverride w:val="1"/>
+    </w:lvlOverride>
+  </w:num>
+  <w:num w:numId="31" w16cid:durableId="2068145437">
+    <w:abstractNumId w:val="25"/>
+    <w:lvlOverride w:ilvl="0">
+      <w:startOverride w:val="2"/>
+    </w:lvlOverride>
+  </w:num>
+  <w:num w:numId="32" w16cid:durableId="779297359">
+    <w:abstractNumId w:val="25"/>
+    <w:lvlOverride w:ilvl="0">
+      <w:startOverride w:val="3"/>
+    </w:lvlOverride>
+  </w:num>
+  <w:num w:numId="33" w16cid:durableId="1437825628">
+    <w:abstractNumId w:val="25"/>
+    <w:lvlOverride w:ilvl="0">
+      <w:startOverride w:val="4"/>
+    </w:lvlOverride>
+  </w:num>
+  <w:num w:numId="34" w16cid:durableId="1748922775">
+    <w:abstractNumId w:val="25"/>
+    <w:lvlOverride w:ilvl="0">
+      <w:startOverride w:val="5"/>
+    </w:lvlOverride>
+  </w:num>
+  <w:num w:numId="35" w16cid:durableId="1818952693">
+    <w:abstractNumId w:val="25"/>
+    <w:lvlOverride w:ilvl="0">
+      <w:startOverride w:val="6"/>
+    </w:lvlOverride>
+  </w:num>
+  <w:num w:numId="36" w16cid:durableId="1752044929">
+    <w:abstractNumId w:val="12"/>
+    <w:lvlOverride w:ilvl="0">
+      <w:startOverride w:val="1"/>
+    </w:lvlOverride>
+  </w:num>
+  <w:num w:numId="37" w16cid:durableId="1114863186">
+    <w:abstractNumId w:val="12"/>
+    <w:lvlOverride w:ilvl="0">
+      <w:startOverride w:val="2"/>
+    </w:lvlOverride>
+  </w:num>
+  <w:num w:numId="38" w16cid:durableId="1077480763">
+    <w:abstractNumId w:val="12"/>
+    <w:lvlOverride w:ilvl="0">
+      <w:startOverride w:val="3"/>
+    </w:lvlOverride>
   </w:num>
 </w:numbering>
 </file>
